--- a/Project_Report.docx
+++ b/Project_Report.docx
@@ -84,40 +84,270 @@
         <w:t>Submitted by</w:t>
       </w:r>
     </w:p>
+    <w:tbl>
+      <w:tblPr>
+        <w:tblW w:w="5400" w:type="dxa"/>
+        <w:jc w:val="center"/>
+        <w:tblBorders>
+          <w:top w:val="none" w:sz="0" w:space="0" w:color="FFFFFF"/>
+          <w:left w:val="none" w:sz="0" w:space="0" w:color="FFFFFF"/>
+          <w:bottom w:val="none" w:sz="0" w:space="0" w:color="FFFFFF"/>
+          <w:right w:val="none" w:sz="0" w:space="0" w:color="FFFFFF"/>
+          <w:insideH w:val="none" w:sz="0" w:space="0" w:color="FFFFFF"/>
+          <w:insideV w:val="none" w:sz="0" w:space="0" w:color="FFFFFF"/>
+        </w:tblBorders>
+        <w:tblLayout w:type="fixed"/>
+        <w:tblLook w:val="04A0" w:firstRow="1" w:lastRow="0" w:firstColumn="1" w:lastColumn="0" w:noHBand="0" w:noVBand="1"/>
+      </w:tblPr>
+      <w:tblGrid>
+        <w:gridCol w:w="3000"/>
+        <w:gridCol w:w="2400"/>
+      </w:tblGrid>
+      <w:tr>
+        <w:trPr>
+          <w:jc w:val="center"/>
+        </w:trPr>
+        <w:tc>
+          <w:tcPr>
+            <w:tcW w:w="3000" w:type="dxa"/>
+            <w:tcBorders>
+              <w:top w:val="none" w:sz="0" w:space="0" w:color="FFFFFF"/>
+              <w:left w:val="none" w:sz="0" w:space="0" w:color="FFFFFF"/>
+              <w:bottom w:val="none" w:sz="0" w:space="0" w:color="FFFFFF"/>
+              <w:right w:val="none" w:sz="0" w:space="0" w:color="FFFFFF"/>
+            </w:tcBorders>
+            <w:tcMar>
+              <w:top w:w="30" w:type="dxa"/>
+              <w:left w:w="80" w:type="dxa"/>
+              <w:bottom w:w="30" w:type="dxa"/>
+              <w:right w:w="80" w:type="dxa"/>
+            </w:tcMar>
+          </w:tcPr>
+          <w:p>
+            <w:pPr>
+              <w:spacing w:after="0" w:line="300" w:lineRule="auto"/>
+            </w:pPr>
+            <w:r>
+              <w:rPr>
+                <w:b/>
+                <w:bCs/>
+              </w:rPr>
+              <w:t>Student Name</w:t>
+            </w:r>
+          </w:p>
+        </w:tc>
+        <w:tc>
+          <w:tcPr>
+            <w:tcW w:w="2400" w:type="dxa"/>
+            <w:tcBorders>
+              <w:top w:val="none" w:sz="0" w:space="0" w:color="FFFFFF"/>
+              <w:left w:val="none" w:sz="0" w:space="0" w:color="FFFFFF"/>
+              <w:bottom w:val="none" w:sz="0" w:space="0" w:color="FFFFFF"/>
+              <w:right w:val="none" w:sz="0" w:space="0" w:color="FFFFFF"/>
+            </w:tcBorders>
+            <w:tcMar>
+              <w:top w:w="30" w:type="dxa"/>
+              <w:left w:w="80" w:type="dxa"/>
+              <w:bottom w:w="30" w:type="dxa"/>
+              <w:right w:w="80" w:type="dxa"/>
+            </w:tcMar>
+          </w:tcPr>
+          <w:p>
+            <w:pPr>
+              <w:spacing w:after="0" w:line="300" w:lineRule="auto"/>
+            </w:pPr>
+            <w:r>
+              <w:rPr>
+                <w:b/>
+                <w:bCs/>
+              </w:rPr>
+              <w:t>USN</w:t>
+            </w:r>
+          </w:p>
+        </w:tc>
+      </w:tr>
+      <w:tr>
+        <w:trPr>
+          <w:jc w:val="center"/>
+        </w:trPr>
+        <w:tc>
+          <w:tcPr>
+            <w:tcW w:w="3000" w:type="dxa"/>
+            <w:tcBorders>
+              <w:top w:val="none" w:sz="0" w:space="0" w:color="FFFFFF"/>
+              <w:left w:val="none" w:sz="0" w:space="0" w:color="FFFFFF"/>
+              <w:bottom w:val="none" w:sz="0" w:space="0" w:color="FFFFFF"/>
+              <w:right w:val="none" w:sz="0" w:space="0" w:color="FFFFFF"/>
+            </w:tcBorders>
+            <w:tcMar>
+              <w:top w:w="30" w:type="dxa"/>
+              <w:left w:w="80" w:type="dxa"/>
+              <w:bottom w:w="30" w:type="dxa"/>
+              <w:right w:w="80" w:type="dxa"/>
+            </w:tcMar>
+          </w:tcPr>
+          <w:p>
+            <w:pPr>
+              <w:spacing w:after="0" w:line="300" w:lineRule="auto"/>
+            </w:pPr>
+            <w:r>
+              <w:t>Aryan Kumar</w:t>
+            </w:r>
+          </w:p>
+        </w:tc>
+        <w:tc>
+          <w:tcPr>
+            <w:tcW w:w="2400" w:type="dxa"/>
+            <w:tcBorders>
+              <w:top w:val="none" w:sz="0" w:space="0" w:color="FFFFFF"/>
+              <w:left w:val="none" w:sz="0" w:space="0" w:color="FFFFFF"/>
+              <w:bottom w:val="none" w:sz="0" w:space="0" w:color="FFFFFF"/>
+              <w:right w:val="none" w:sz="0" w:space="0" w:color="FFFFFF"/>
+            </w:tcBorders>
+            <w:tcMar>
+              <w:top w:w="30" w:type="dxa"/>
+              <w:left w:w="80" w:type="dxa"/>
+              <w:bottom w:w="30" w:type="dxa"/>
+              <w:right w:w="80" w:type="dxa"/>
+            </w:tcMar>
+          </w:tcPr>
+          <w:p>
+            <w:pPr>
+              <w:spacing w:after="0" w:line="300" w:lineRule="auto"/>
+            </w:pPr>
+            <w:r>
+              <w:t>1KG23AD002</w:t>
+            </w:r>
+          </w:p>
+        </w:tc>
+      </w:tr>
+      <w:tr>
+        <w:trPr>
+          <w:jc w:val="center"/>
+        </w:trPr>
+        <w:tc>
+          <w:tcPr>
+            <w:tcW w:w="3000" w:type="dxa"/>
+            <w:tcBorders>
+              <w:top w:val="none" w:sz="0" w:space="0" w:color="FFFFFF"/>
+              <w:left w:val="none" w:sz="0" w:space="0" w:color="FFFFFF"/>
+              <w:bottom w:val="none" w:sz="0" w:space="0" w:color="FFFFFF"/>
+              <w:right w:val="none" w:sz="0" w:space="0" w:color="FFFFFF"/>
+            </w:tcBorders>
+            <w:tcMar>
+              <w:top w:w="30" w:type="dxa"/>
+              <w:left w:w="80" w:type="dxa"/>
+              <w:bottom w:w="30" w:type="dxa"/>
+              <w:right w:w="80" w:type="dxa"/>
+            </w:tcMar>
+          </w:tcPr>
+          <w:p>
+            <w:pPr>
+              <w:spacing w:after="0" w:line="300" w:lineRule="auto"/>
+            </w:pPr>
+            <w:r>
+              <w:t>Suman G.</w:t>
+            </w:r>
+          </w:p>
+        </w:tc>
+        <w:tc>
+          <w:tcPr>
+            <w:tcW w:w="2400" w:type="dxa"/>
+            <w:tcBorders>
+              <w:top w:val="none" w:sz="0" w:space="0" w:color="FFFFFF"/>
+              <w:left w:val="none" w:sz="0" w:space="0" w:color="FFFFFF"/>
+              <w:bottom w:val="none" w:sz="0" w:space="0" w:color="FFFFFF"/>
+              <w:right w:val="none" w:sz="0" w:space="0" w:color="FFFFFF"/>
+            </w:tcBorders>
+            <w:tcMar>
+              <w:top w:w="30" w:type="dxa"/>
+              <w:left w:w="80" w:type="dxa"/>
+              <w:bottom w:w="30" w:type="dxa"/>
+              <w:right w:w="80" w:type="dxa"/>
+            </w:tcMar>
+          </w:tcPr>
+          <w:p>
+            <w:pPr>
+              <w:spacing w:after="0" w:line="300" w:lineRule="auto"/>
+            </w:pPr>
+            <w:r>
+              <w:t>1KG23AD054</w:t>
+            </w:r>
+          </w:p>
+        </w:tc>
+      </w:tr>
+      <w:tr>
+        <w:trPr>
+          <w:jc w:val="center"/>
+        </w:trPr>
+        <w:tc>
+          <w:tcPr>
+            <w:tcW w:w="3000" w:type="dxa"/>
+            <w:tcBorders>
+              <w:top w:val="none" w:sz="0" w:space="0" w:color="FFFFFF"/>
+              <w:left w:val="none" w:sz="0" w:space="0" w:color="FFFFFF"/>
+              <w:bottom w:val="none" w:sz="0" w:space="0" w:color="FFFFFF"/>
+              <w:right w:val="none" w:sz="0" w:space="0" w:color="FFFFFF"/>
+            </w:tcBorders>
+            <w:tcMar>
+              <w:top w:w="30" w:type="dxa"/>
+              <w:left w:w="80" w:type="dxa"/>
+              <w:bottom w:w="30" w:type="dxa"/>
+              <w:right w:w="80" w:type="dxa"/>
+            </w:tcMar>
+          </w:tcPr>
+          <w:p>
+            <w:pPr>
+              <w:spacing w:after="0" w:line="300" w:lineRule="auto"/>
+            </w:pPr>
+            <w:r>
+              <w:t>Tanmay Singh</w:t>
+            </w:r>
+          </w:p>
+        </w:tc>
+        <w:tc>
+          <w:tcPr>
+            <w:tcW w:w="2400" w:type="dxa"/>
+            <w:tcBorders>
+              <w:top w:val="none" w:sz="0" w:space="0" w:color="FFFFFF"/>
+              <w:left w:val="none" w:sz="0" w:space="0" w:color="FFFFFF"/>
+              <w:bottom w:val="none" w:sz="0" w:space="0" w:color="FFFFFF"/>
+              <w:right w:val="none" w:sz="0" w:space="0" w:color="FFFFFF"/>
+            </w:tcBorders>
+            <w:tcMar>
+              <w:top w:w="30" w:type="dxa"/>
+              <w:left w:w="80" w:type="dxa"/>
+              <w:bottom w:w="30" w:type="dxa"/>
+              <w:right w:w="80" w:type="dxa"/>
+            </w:tcMar>
+          </w:tcPr>
+          <w:p>
+            <w:pPr>
+              <w:spacing w:after="0" w:line="300" w:lineRule="auto"/>
+            </w:pPr>
+            <w:r>
+              <w:t>1KG23AD056</w:t>
+            </w:r>
+          </w:p>
+        </w:tc>
+      </w:tr>
+    </w:tbl>
     <w:p>
       <w:pPr>
-        <w:spacing w:after="80" w:line="300" w:lineRule="auto"/>
+        <w:spacing w:before="160" w:after="80" w:line="300" w:lineRule="auto"/>
         <w:jc w:val="center"/>
       </w:pPr>
       <w:r>
-        <w:t>Student Name: Tanmay Singh</w:t>
+        <w:t>Semester &amp; Section: VII &amp; "C"</w:t>
       </w:r>
     </w:p>
     <w:p>
       <w:pPr>
-        <w:spacing w:after="80" w:line="300" w:lineRule="auto"/>
-        <w:jc w:val="center"/>
-      </w:pPr>
-      <w:r>
-        <w:t>USN: [Enter USN]</w:t>
-      </w:r>
-    </w:p>
-    <w:p>
-      <w:pPr>
-        <w:spacing w:after="80" w:line="300" w:lineRule="auto"/>
-        <w:jc w:val="center"/>
-      </w:pPr>
-      <w:r>
-        <w:t>Semester &amp; Section: [Enter Semester &amp; Section]</w:t>
-      </w:r>
-    </w:p>
-    <w:p>
-      <w:pPr>
         <w:spacing w:after="480" w:line="300" w:lineRule="auto"/>
         <w:jc w:val="center"/>
       </w:pPr>
       <w:r>
-        <w:t>Team Number: [Enter Team Number]</w:t>
+        <w:t>Team Number: 2</w:t>
       </w:r>
     </w:p>
     <w:p>
@@ -139,7 +369,7 @@
         <w:jc w:val="center"/>
       </w:pPr>
       <w:r>
-        <w:t>Faculty Name: [Enter Faculty Name]</w:t>
+        <w:t>Faculty Name: Padmapriya K.</w:t>
       </w:r>
     </w:p>
     <w:p>
@@ -163,7 +393,7 @@
         <w:jc w:val="center"/>
       </w:pPr>
       <w:r>
-        <w:t>[Enter College Name]</w:t>
+        <w:t>K. S. School of Engineering and Management</w:t>
       </w:r>
     </w:p>
     <w:p>
@@ -195,7 +425,7 @@
       <w:pPr>
         <w:pStyle w:val="Heading1"/>
       </w:pPr>
-      <w:bookmarkStart w:id="0" w:name="_Toc242633449"/>
+      <w:bookmarkStart w:id="0" w:name="_Toc242634793"/>
       <w:r>
         <w:t>2. ABSTRACT</w:t>
       </w:r>
@@ -272,7 +502,7 @@
           <w:rFonts w:cs="Times New Roman"/>
         </w:rPr>
         <w:alias w:val="Table of Contents"/>
-        <w:id w:val="-2086440274"/>
+        <w:id w:val="-1741856202"/>
       </w:sdtPr>
       <w:sdtEndPr>
         <w:rPr>
@@ -311,7 +541,7 @@
             </w:rPr>
             <w:fldChar w:fldCharType="separate"/>
           </w:r>
-          <w:hyperlink w:anchor="_Toc242633449" w:history="1">
+          <w:hyperlink w:anchor="_Toc242634793" w:history="1">
             <w:r>
               <w:rPr>
                 <w:rStyle w:val="Hyperlink"/>
@@ -339,7 +569,7 @@
                 <w:rFonts w:cs="Times New Roman"/>
                 <w:noProof/>
               </w:rPr>
-              <w:instrText xml:space="preserve"> PAGEREF _Toc242633449 \h </w:instrText>
+              <w:instrText xml:space="preserve"> PAGEREF _Toc242634793 \h </w:instrText>
             </w:r>
             <w:r>
               <w:rPr>
@@ -383,7 +613,7 @@
               <w14:ligatures w14:val="standardContextual"/>
             </w:rPr>
           </w:pPr>
-          <w:hyperlink w:anchor="_Toc242633450" w:history="1">
+          <w:hyperlink w:anchor="_Toc242634794" w:history="1">
             <w:r>
               <w:rPr>
                 <w:rStyle w:val="Hyperlink"/>
@@ -411,7 +641,7 @@
                 <w:rFonts w:cs="Times New Roman"/>
                 <w:noProof/>
               </w:rPr>
-              <w:instrText xml:space="preserve"> PAGEREF _Toc242633450 \h </w:instrText>
+              <w:instrText xml:space="preserve"> PAGEREF _Toc242634794 \h </w:instrText>
             </w:r>
             <w:r>
               <w:rPr>
@@ -455,7 +685,7 @@
               <w14:ligatures w14:val="standardContextual"/>
             </w:rPr>
           </w:pPr>
-          <w:hyperlink w:anchor="_Toc242633451" w:history="1">
+          <w:hyperlink w:anchor="_Toc242634795" w:history="1">
             <w:r>
               <w:rPr>
                 <w:rStyle w:val="Hyperlink"/>
@@ -483,7 +713,7 @@
                 <w:rFonts w:cs="Times New Roman"/>
                 <w:noProof/>
               </w:rPr>
-              <w:instrText xml:space="preserve"> PAGEREF _Toc242633451 \h </w:instrText>
+              <w:instrText xml:space="preserve"> PAGEREF _Toc242634795 \h </w:instrText>
             </w:r>
             <w:r>
               <w:rPr>
@@ -527,7 +757,7 @@
               <w14:ligatures w14:val="standardContextual"/>
             </w:rPr>
           </w:pPr>
-          <w:hyperlink w:anchor="_Toc242633452" w:history="1">
+          <w:hyperlink w:anchor="_Toc242634796" w:history="1">
             <w:r>
               <w:rPr>
                 <w:rStyle w:val="Hyperlink"/>
@@ -555,7 +785,7 @@
                 <w:rFonts w:cs="Times New Roman"/>
                 <w:noProof/>
               </w:rPr>
-              <w:instrText xml:space="preserve"> PAGEREF _Toc242633452 \h </w:instrText>
+              <w:instrText xml:space="preserve"> PAGEREF _Toc242634796 \h </w:instrText>
             </w:r>
             <w:r>
               <w:rPr>
@@ -599,7 +829,7 @@
               <w14:ligatures w14:val="standardContextual"/>
             </w:rPr>
           </w:pPr>
-          <w:hyperlink w:anchor="_Toc242633453" w:history="1">
+          <w:hyperlink w:anchor="_Toc242634797" w:history="1">
             <w:r>
               <w:rPr>
                 <w:rStyle w:val="Hyperlink"/>
@@ -627,7 +857,7 @@
                 <w:rFonts w:cs="Times New Roman"/>
                 <w:noProof/>
               </w:rPr>
-              <w:instrText xml:space="preserve"> PAGEREF _Toc242633453 \h </w:instrText>
+              <w:instrText xml:space="preserve"> PAGEREF _Toc242634797 \h </w:instrText>
             </w:r>
             <w:r>
               <w:rPr>
@@ -671,7 +901,7 @@
               <w14:ligatures w14:val="standardContextual"/>
             </w:rPr>
           </w:pPr>
-          <w:hyperlink w:anchor="_Toc242633454" w:history="1">
+          <w:hyperlink w:anchor="_Toc242634798" w:history="1">
             <w:r>
               <w:rPr>
                 <w:rStyle w:val="Hyperlink"/>
@@ -699,7 +929,7 @@
                 <w:rFonts w:cs="Times New Roman"/>
                 <w:noProof/>
               </w:rPr>
-              <w:instrText xml:space="preserve"> PAGEREF _Toc242633454 \h </w:instrText>
+              <w:instrText xml:space="preserve"> PAGEREF _Toc242634798 \h </w:instrText>
             </w:r>
             <w:r>
               <w:rPr>
@@ -743,7 +973,7 @@
               <w14:ligatures w14:val="standardContextual"/>
             </w:rPr>
           </w:pPr>
-          <w:hyperlink w:anchor="_Toc242633455" w:history="1">
+          <w:hyperlink w:anchor="_Toc242634799" w:history="1">
             <w:r>
               <w:rPr>
                 <w:rStyle w:val="Hyperlink"/>
@@ -771,7 +1001,7 @@
                 <w:rFonts w:cs="Times New Roman"/>
                 <w:noProof/>
               </w:rPr>
-              <w:instrText xml:space="preserve"> PAGEREF _Toc242633455 \h </w:instrText>
+              <w:instrText xml:space="preserve"> PAGEREF _Toc242634799 \h </w:instrText>
             </w:r>
             <w:r>
               <w:rPr>
@@ -815,7 +1045,7 @@
               <w14:ligatures w14:val="standardContextual"/>
             </w:rPr>
           </w:pPr>
-          <w:hyperlink w:anchor="_Toc242633456" w:history="1">
+          <w:hyperlink w:anchor="_Toc242634800" w:history="1">
             <w:r>
               <w:rPr>
                 <w:rStyle w:val="Hyperlink"/>
@@ -843,7 +1073,7 @@
                 <w:rFonts w:cs="Times New Roman"/>
                 <w:noProof/>
               </w:rPr>
-              <w:instrText xml:space="preserve"> PAGEREF _Toc242633456 \h </w:instrText>
+              <w:instrText xml:space="preserve"> PAGEREF _Toc242634800 \h </w:instrText>
             </w:r>
             <w:r>
               <w:rPr>
@@ -887,7 +1117,7 @@
               <w14:ligatures w14:val="standardContextual"/>
             </w:rPr>
           </w:pPr>
-          <w:hyperlink w:anchor="_Toc242633457" w:history="1">
+          <w:hyperlink w:anchor="_Toc242634801" w:history="1">
             <w:r>
               <w:rPr>
                 <w:rStyle w:val="Hyperlink"/>
@@ -915,7 +1145,7 @@
                 <w:rFonts w:cs="Times New Roman"/>
                 <w:noProof/>
               </w:rPr>
-              <w:instrText xml:space="preserve"> PAGEREF _Toc242633457 \h </w:instrText>
+              <w:instrText xml:space="preserve"> PAGEREF _Toc242634801 \h </w:instrText>
             </w:r>
             <w:r>
               <w:rPr>
@@ -959,7 +1189,7 @@
               <w14:ligatures w14:val="standardContextual"/>
             </w:rPr>
           </w:pPr>
-          <w:hyperlink w:anchor="_Toc242633458" w:history="1">
+          <w:hyperlink w:anchor="_Toc242634802" w:history="1">
             <w:r>
               <w:rPr>
                 <w:rStyle w:val="Hyperlink"/>
@@ -987,7 +1217,7 @@
                 <w:rFonts w:cs="Times New Roman"/>
                 <w:noProof/>
               </w:rPr>
-              <w:instrText xml:space="preserve"> PAGEREF _Toc242633458 \h </w:instrText>
+              <w:instrText xml:space="preserve"> PAGEREF _Toc242634802 \h </w:instrText>
             </w:r>
             <w:r>
               <w:rPr>
@@ -1031,7 +1261,7 @@
               <w14:ligatures w14:val="standardContextual"/>
             </w:rPr>
           </w:pPr>
-          <w:hyperlink w:anchor="_Toc242633459" w:history="1">
+          <w:hyperlink w:anchor="_Toc242634803" w:history="1">
             <w:r>
               <w:rPr>
                 <w:rStyle w:val="Hyperlink"/>
@@ -1059,7 +1289,7 @@
                 <w:rFonts w:cs="Times New Roman"/>
                 <w:noProof/>
               </w:rPr>
-              <w:instrText xml:space="preserve"> PAGEREF _Toc242633459 \h </w:instrText>
+              <w:instrText xml:space="preserve"> PAGEREF _Toc242634803 \h </w:instrText>
             </w:r>
             <w:r>
               <w:rPr>
@@ -1103,7 +1333,7 @@
               <w14:ligatures w14:val="standardContextual"/>
             </w:rPr>
           </w:pPr>
-          <w:hyperlink w:anchor="_Toc242633460" w:history="1">
+          <w:hyperlink w:anchor="_Toc242634804" w:history="1">
             <w:r>
               <w:rPr>
                 <w:rStyle w:val="Hyperlink"/>
@@ -1131,7 +1361,7 @@
                 <w:rFonts w:cs="Times New Roman"/>
                 <w:noProof/>
               </w:rPr>
-              <w:instrText xml:space="preserve"> PAGEREF _Toc242633460 \h </w:instrText>
+              <w:instrText xml:space="preserve"> PAGEREF _Toc242634804 \h </w:instrText>
             </w:r>
             <w:r>
               <w:rPr>
@@ -1175,7 +1405,7 @@
               <w14:ligatures w14:val="standardContextual"/>
             </w:rPr>
           </w:pPr>
-          <w:hyperlink w:anchor="_Toc242633461" w:history="1">
+          <w:hyperlink w:anchor="_Toc242634805" w:history="1">
             <w:r>
               <w:rPr>
                 <w:rStyle w:val="Hyperlink"/>
@@ -1203,7 +1433,7 @@
                 <w:rFonts w:cs="Times New Roman"/>
                 <w:noProof/>
               </w:rPr>
-              <w:instrText xml:space="preserve"> PAGEREF _Toc242633461 \h </w:instrText>
+              <w:instrText xml:space="preserve"> PAGEREF _Toc242634805 \h </w:instrText>
             </w:r>
             <w:r>
               <w:rPr>
@@ -1247,7 +1477,7 @@
               <w14:ligatures w14:val="standardContextual"/>
             </w:rPr>
           </w:pPr>
-          <w:hyperlink w:anchor="_Toc242633462" w:history="1">
+          <w:hyperlink w:anchor="_Toc242634806" w:history="1">
             <w:r>
               <w:rPr>
                 <w:rStyle w:val="Hyperlink"/>
@@ -1275,7 +1505,7 @@
                 <w:rFonts w:cs="Times New Roman"/>
                 <w:noProof/>
               </w:rPr>
-              <w:instrText xml:space="preserve"> PAGEREF _Toc242633462 \h </w:instrText>
+              <w:instrText xml:space="preserve"> PAGEREF _Toc242634806 \h </w:instrText>
             </w:r>
             <w:r>
               <w:rPr>
@@ -1319,7 +1549,7 @@
               <w14:ligatures w14:val="standardContextual"/>
             </w:rPr>
           </w:pPr>
-          <w:hyperlink w:anchor="_Toc242633463" w:history="1">
+          <w:hyperlink w:anchor="_Toc242634807" w:history="1">
             <w:r>
               <w:rPr>
                 <w:rStyle w:val="Hyperlink"/>
@@ -1347,7 +1577,7 @@
                 <w:rFonts w:cs="Times New Roman"/>
                 <w:noProof/>
               </w:rPr>
-              <w:instrText xml:space="preserve"> PAGEREF _Toc242633463 \h </w:instrText>
+              <w:instrText xml:space="preserve"> PAGEREF _Toc242634807 \h </w:instrText>
             </w:r>
             <w:r>
               <w:rPr>
@@ -1391,7 +1621,7 @@
               <w14:ligatures w14:val="standardContextual"/>
             </w:rPr>
           </w:pPr>
-          <w:hyperlink w:anchor="_Toc242633464" w:history="1">
+          <w:hyperlink w:anchor="_Toc242634808" w:history="1">
             <w:r>
               <w:rPr>
                 <w:rStyle w:val="Hyperlink"/>
@@ -1419,7 +1649,7 @@
                 <w:rFonts w:cs="Times New Roman"/>
                 <w:noProof/>
               </w:rPr>
-              <w:instrText xml:space="preserve"> PAGEREF _Toc242633464 \h </w:instrText>
+              <w:instrText xml:space="preserve"> PAGEREF _Toc242634808 \h </w:instrText>
             </w:r>
             <w:r>
               <w:rPr>
@@ -1463,7 +1693,7 @@
               <w14:ligatures w14:val="standardContextual"/>
             </w:rPr>
           </w:pPr>
-          <w:hyperlink w:anchor="_Toc242633465" w:history="1">
+          <w:hyperlink w:anchor="_Toc242634809" w:history="1">
             <w:r>
               <w:rPr>
                 <w:rStyle w:val="Hyperlink"/>
@@ -1491,7 +1721,7 @@
                 <w:rFonts w:cs="Times New Roman"/>
                 <w:noProof/>
               </w:rPr>
-              <w:instrText xml:space="preserve"> PAGEREF _Toc242633465 \h </w:instrText>
+              <w:instrText xml:space="preserve"> PAGEREF _Toc242634809 \h </w:instrText>
             </w:r>
             <w:r>
               <w:rPr>
@@ -1535,7 +1765,7 @@
               <w14:ligatures w14:val="standardContextual"/>
             </w:rPr>
           </w:pPr>
-          <w:hyperlink w:anchor="_Toc242633466" w:history="1">
+          <w:hyperlink w:anchor="_Toc242634810" w:history="1">
             <w:r>
               <w:rPr>
                 <w:rStyle w:val="Hyperlink"/>
@@ -1563,7 +1793,7 @@
                 <w:rFonts w:cs="Times New Roman"/>
                 <w:noProof/>
               </w:rPr>
-              <w:instrText xml:space="preserve"> PAGEREF _Toc242633466 \h </w:instrText>
+              <w:instrText xml:space="preserve"> PAGEREF _Toc242634810 \h </w:instrText>
             </w:r>
             <w:r>
               <w:rPr>
@@ -1607,7 +1837,7 @@
               <w14:ligatures w14:val="standardContextual"/>
             </w:rPr>
           </w:pPr>
-          <w:hyperlink w:anchor="_Toc242633467" w:history="1">
+          <w:hyperlink w:anchor="_Toc242634811" w:history="1">
             <w:r>
               <w:rPr>
                 <w:rStyle w:val="Hyperlink"/>
@@ -1635,7 +1865,7 @@
                 <w:rFonts w:cs="Times New Roman"/>
                 <w:noProof/>
               </w:rPr>
-              <w:instrText xml:space="preserve"> PAGEREF _Toc242633467 \h </w:instrText>
+              <w:instrText xml:space="preserve"> PAGEREF _Toc242634811 \h </w:instrText>
             </w:r>
             <w:r>
               <w:rPr>
@@ -1679,7 +1909,7 @@
               <w14:ligatures w14:val="standardContextual"/>
             </w:rPr>
           </w:pPr>
-          <w:hyperlink w:anchor="_Toc242633468" w:history="1">
+          <w:hyperlink w:anchor="_Toc242634812" w:history="1">
             <w:r>
               <w:rPr>
                 <w:rStyle w:val="Hyperlink"/>
@@ -1707,7 +1937,7 @@
                 <w:rFonts w:cs="Times New Roman"/>
                 <w:noProof/>
               </w:rPr>
-              <w:instrText xml:space="preserve"> PAGEREF _Toc242633468 \h </w:instrText>
+              <w:instrText xml:space="preserve"> PAGEREF _Toc242634812 \h </w:instrText>
             </w:r>
             <w:r>
               <w:rPr>
@@ -1751,7 +1981,7 @@
               <w14:ligatures w14:val="standardContextual"/>
             </w:rPr>
           </w:pPr>
-          <w:hyperlink w:anchor="_Toc242633469" w:history="1">
+          <w:hyperlink w:anchor="_Toc242634813" w:history="1">
             <w:r>
               <w:rPr>
                 <w:rStyle w:val="Hyperlink"/>
@@ -1779,7 +2009,7 @@
                 <w:rFonts w:cs="Times New Roman"/>
                 <w:noProof/>
               </w:rPr>
-              <w:instrText xml:space="preserve"> PAGEREF _Toc242633469 \h </w:instrText>
+              <w:instrText xml:space="preserve"> PAGEREF _Toc242634813 \h </w:instrText>
             </w:r>
             <w:r>
               <w:rPr>
@@ -1823,7 +2053,7 @@
               <w14:ligatures w14:val="standardContextual"/>
             </w:rPr>
           </w:pPr>
-          <w:hyperlink w:anchor="_Toc242633470" w:history="1">
+          <w:hyperlink w:anchor="_Toc242634814" w:history="1">
             <w:r>
               <w:rPr>
                 <w:rStyle w:val="Hyperlink"/>
@@ -1851,7 +2081,7 @@
                 <w:rFonts w:cs="Times New Roman"/>
                 <w:noProof/>
               </w:rPr>
-              <w:instrText xml:space="preserve"> PAGEREF _Toc242633470 \h </w:instrText>
+              <w:instrText xml:space="preserve"> PAGEREF _Toc242634814 \h </w:instrText>
             </w:r>
             <w:r>
               <w:rPr>
@@ -1895,7 +2125,7 @@
               <w14:ligatures w14:val="standardContextual"/>
             </w:rPr>
           </w:pPr>
-          <w:hyperlink w:anchor="_Toc242633471" w:history="1">
+          <w:hyperlink w:anchor="_Toc242634815" w:history="1">
             <w:r>
               <w:rPr>
                 <w:rStyle w:val="Hyperlink"/>
@@ -1923,7 +2153,7 @@
                 <w:rFonts w:cs="Times New Roman"/>
                 <w:noProof/>
               </w:rPr>
-              <w:instrText xml:space="preserve"> PAGEREF _Toc242633471 \h </w:instrText>
+              <w:instrText xml:space="preserve"> PAGEREF _Toc242634815 \h </w:instrText>
             </w:r>
             <w:r>
               <w:rPr>
@@ -1967,7 +2197,7 @@
               <w14:ligatures w14:val="standardContextual"/>
             </w:rPr>
           </w:pPr>
-          <w:hyperlink w:anchor="_Toc242633472" w:history="1">
+          <w:hyperlink w:anchor="_Toc242634816" w:history="1">
             <w:r>
               <w:rPr>
                 <w:rStyle w:val="Hyperlink"/>
@@ -1995,7 +2225,7 @@
                 <w:rFonts w:cs="Times New Roman"/>
                 <w:noProof/>
               </w:rPr>
-              <w:instrText xml:space="preserve"> PAGEREF _Toc242633472 \h </w:instrText>
+              <w:instrText xml:space="preserve"> PAGEREF _Toc242634816 \h </w:instrText>
             </w:r>
             <w:r>
               <w:rPr>
@@ -2039,7 +2269,7 @@
               <w14:ligatures w14:val="standardContextual"/>
             </w:rPr>
           </w:pPr>
-          <w:hyperlink w:anchor="_Toc242633473" w:history="1">
+          <w:hyperlink w:anchor="_Toc242634817" w:history="1">
             <w:r>
               <w:rPr>
                 <w:rStyle w:val="Hyperlink"/>
@@ -2067,7 +2297,7 @@
                 <w:rFonts w:cs="Times New Roman"/>
                 <w:noProof/>
               </w:rPr>
-              <w:instrText xml:space="preserve"> PAGEREF _Toc242633473 \h </w:instrText>
+              <w:instrText xml:space="preserve"> PAGEREF _Toc242634817 \h </w:instrText>
             </w:r>
             <w:r>
               <w:rPr>
@@ -2111,7 +2341,7 @@
               <w14:ligatures w14:val="standardContextual"/>
             </w:rPr>
           </w:pPr>
-          <w:hyperlink w:anchor="_Toc242633474" w:history="1">
+          <w:hyperlink w:anchor="_Toc242634818" w:history="1">
             <w:r>
               <w:rPr>
                 <w:rStyle w:val="Hyperlink"/>
@@ -2139,7 +2369,7 @@
                 <w:rFonts w:cs="Times New Roman"/>
                 <w:noProof/>
               </w:rPr>
-              <w:instrText xml:space="preserve"> PAGEREF _Toc242633474 \h </w:instrText>
+              <w:instrText xml:space="preserve"> PAGEREF _Toc242634818 \h </w:instrText>
             </w:r>
             <w:r>
               <w:rPr>
@@ -2183,7 +2413,7 @@
               <w14:ligatures w14:val="standardContextual"/>
             </w:rPr>
           </w:pPr>
-          <w:hyperlink w:anchor="_Toc242633475" w:history="1">
+          <w:hyperlink w:anchor="_Toc242634819" w:history="1">
             <w:r>
               <w:rPr>
                 <w:rStyle w:val="Hyperlink"/>
@@ -2211,7 +2441,7 @@
                 <w:rFonts w:cs="Times New Roman"/>
                 <w:noProof/>
               </w:rPr>
-              <w:instrText xml:space="preserve"> PAGEREF _Toc242633475 \h </w:instrText>
+              <w:instrText xml:space="preserve"> PAGEREF _Toc242634819 \h </w:instrText>
             </w:r>
             <w:r>
               <w:rPr>
@@ -2255,7 +2485,7 @@
               <w14:ligatures w14:val="standardContextual"/>
             </w:rPr>
           </w:pPr>
-          <w:hyperlink w:anchor="_Toc242633476" w:history="1">
+          <w:hyperlink w:anchor="_Toc242634820" w:history="1">
             <w:r>
               <w:rPr>
                 <w:rStyle w:val="Hyperlink"/>
@@ -2283,7 +2513,7 @@
                 <w:rFonts w:cs="Times New Roman"/>
                 <w:noProof/>
               </w:rPr>
-              <w:instrText xml:space="preserve"> PAGEREF _Toc242633476 \h </w:instrText>
+              <w:instrText xml:space="preserve"> PAGEREF _Toc242634820 \h </w:instrText>
             </w:r>
             <w:r>
               <w:rPr>
@@ -2327,7 +2557,7 @@
               <w14:ligatures w14:val="standardContextual"/>
             </w:rPr>
           </w:pPr>
-          <w:hyperlink w:anchor="_Toc242633477" w:history="1">
+          <w:hyperlink w:anchor="_Toc242634821" w:history="1">
             <w:r>
               <w:rPr>
                 <w:rStyle w:val="Hyperlink"/>
@@ -2355,7 +2585,7 @@
                 <w:rFonts w:cs="Times New Roman"/>
                 <w:noProof/>
               </w:rPr>
-              <w:instrText xml:space="preserve"> PAGEREF _Toc242633477 \h </w:instrText>
+              <w:instrText xml:space="preserve"> PAGEREF _Toc242634821 \h </w:instrText>
             </w:r>
             <w:r>
               <w:rPr>
@@ -2399,7 +2629,7 @@
               <w14:ligatures w14:val="standardContextual"/>
             </w:rPr>
           </w:pPr>
-          <w:hyperlink w:anchor="_Toc242633478" w:history="1">
+          <w:hyperlink w:anchor="_Toc242634822" w:history="1">
             <w:r>
               <w:rPr>
                 <w:rStyle w:val="Hyperlink"/>
@@ -2427,7 +2657,7 @@
                 <w:rFonts w:cs="Times New Roman"/>
                 <w:noProof/>
               </w:rPr>
-              <w:instrText xml:space="preserve"> PAGEREF _Toc242633478 \h </w:instrText>
+              <w:instrText xml:space="preserve"> PAGEREF _Toc242634822 \h </w:instrText>
             </w:r>
             <w:r>
               <w:rPr>
@@ -2471,7 +2701,7 @@
               <w14:ligatures w14:val="standardContextual"/>
             </w:rPr>
           </w:pPr>
-          <w:hyperlink w:anchor="_Toc242633479" w:history="1">
+          <w:hyperlink w:anchor="_Toc242634823" w:history="1">
             <w:r>
               <w:rPr>
                 <w:rStyle w:val="Hyperlink"/>
@@ -2499,7 +2729,7 @@
                 <w:rFonts w:cs="Times New Roman"/>
                 <w:noProof/>
               </w:rPr>
-              <w:instrText xml:space="preserve"> PAGEREF _Toc242633479 \h </w:instrText>
+              <w:instrText xml:space="preserve"> PAGEREF _Toc242634823 \h </w:instrText>
             </w:r>
             <w:r>
               <w:rPr>
@@ -2543,7 +2773,7 @@
               <w14:ligatures w14:val="standardContextual"/>
             </w:rPr>
           </w:pPr>
-          <w:hyperlink w:anchor="_Toc242633480" w:history="1">
+          <w:hyperlink w:anchor="_Toc242634824" w:history="1">
             <w:r>
               <w:rPr>
                 <w:rStyle w:val="Hyperlink"/>
@@ -2571,7 +2801,7 @@
                 <w:rFonts w:cs="Times New Roman"/>
                 <w:noProof/>
               </w:rPr>
-              <w:instrText xml:space="preserve"> PAGEREF _Toc242633480 \h </w:instrText>
+              <w:instrText xml:space="preserve"> PAGEREF _Toc242634824 \h </w:instrText>
             </w:r>
             <w:r>
               <w:rPr>
@@ -2615,7 +2845,7 @@
               <w14:ligatures w14:val="standardContextual"/>
             </w:rPr>
           </w:pPr>
-          <w:hyperlink w:anchor="_Toc242633481" w:history="1">
+          <w:hyperlink w:anchor="_Toc242634825" w:history="1">
             <w:r>
               <w:rPr>
                 <w:rStyle w:val="Hyperlink"/>
@@ -2643,7 +2873,7 @@
                 <w:rFonts w:cs="Times New Roman"/>
                 <w:noProof/>
               </w:rPr>
-              <w:instrText xml:space="preserve"> PAGEREF _Toc242633481 \h </w:instrText>
+              <w:instrText xml:space="preserve"> PAGEREF _Toc242634825 \h </w:instrText>
             </w:r>
             <w:r>
               <w:rPr>
@@ -2687,7 +2917,7 @@
               <w14:ligatures w14:val="standardContextual"/>
             </w:rPr>
           </w:pPr>
-          <w:hyperlink w:anchor="_Toc242633482" w:history="1">
+          <w:hyperlink w:anchor="_Toc242634826" w:history="1">
             <w:r>
               <w:rPr>
                 <w:rStyle w:val="Hyperlink"/>
@@ -2715,7 +2945,7 @@
                 <w:rFonts w:cs="Times New Roman"/>
                 <w:noProof/>
               </w:rPr>
-              <w:instrText xml:space="preserve"> PAGEREF _Toc242633482 \h </w:instrText>
+              <w:instrText xml:space="preserve"> PAGEREF _Toc242634826 \h </w:instrText>
             </w:r>
             <w:r>
               <w:rPr>
@@ -2759,7 +2989,7 @@
               <w14:ligatures w14:val="standardContextual"/>
             </w:rPr>
           </w:pPr>
-          <w:hyperlink w:anchor="_Toc242633483" w:history="1">
+          <w:hyperlink w:anchor="_Toc242634827" w:history="1">
             <w:r>
               <w:rPr>
                 <w:rStyle w:val="Hyperlink"/>
@@ -2787,7 +3017,7 @@
                 <w:rFonts w:cs="Times New Roman"/>
                 <w:noProof/>
               </w:rPr>
-              <w:instrText xml:space="preserve"> PAGEREF _Toc242633483 \h </w:instrText>
+              <w:instrText xml:space="preserve"> PAGEREF _Toc242634827 \h </w:instrText>
             </w:r>
             <w:r>
               <w:rPr>
@@ -2831,7 +3061,7 @@
               <w14:ligatures w14:val="standardContextual"/>
             </w:rPr>
           </w:pPr>
-          <w:hyperlink w:anchor="_Toc242633484" w:history="1">
+          <w:hyperlink w:anchor="_Toc242634828" w:history="1">
             <w:r>
               <w:rPr>
                 <w:rStyle w:val="Hyperlink"/>
@@ -2859,7 +3089,7 @@
                 <w:rFonts w:cs="Times New Roman"/>
                 <w:noProof/>
               </w:rPr>
-              <w:instrText xml:space="preserve"> PAGEREF _Toc242633484 \h </w:instrText>
+              <w:instrText xml:space="preserve"> PAGEREF _Toc242634828 \h </w:instrText>
             </w:r>
             <w:r>
               <w:rPr>
@@ -2903,7 +3133,7 @@
               <w14:ligatures w14:val="standardContextual"/>
             </w:rPr>
           </w:pPr>
-          <w:hyperlink w:anchor="_Toc242633485" w:history="1">
+          <w:hyperlink w:anchor="_Toc242634829" w:history="1">
             <w:r>
               <w:rPr>
                 <w:rStyle w:val="Hyperlink"/>
@@ -2931,7 +3161,7 @@
                 <w:rFonts w:cs="Times New Roman"/>
                 <w:noProof/>
               </w:rPr>
-              <w:instrText xml:space="preserve"> PAGEREF _Toc242633485 \h </w:instrText>
+              <w:instrText xml:space="preserve"> PAGEREF _Toc242634829 \h </w:instrText>
             </w:r>
             <w:r>
               <w:rPr>
@@ -2975,7 +3205,7 @@
               <w14:ligatures w14:val="standardContextual"/>
             </w:rPr>
           </w:pPr>
-          <w:hyperlink w:anchor="_Toc242633486" w:history="1">
+          <w:hyperlink w:anchor="_Toc242634830" w:history="1">
             <w:r>
               <w:rPr>
                 <w:rStyle w:val="Hyperlink"/>
@@ -3003,7 +3233,7 @@
                 <w:rFonts w:cs="Times New Roman"/>
                 <w:noProof/>
               </w:rPr>
-              <w:instrText xml:space="preserve"> PAGEREF _Toc242633486 \h </w:instrText>
+              <w:instrText xml:space="preserve"> PAGEREF _Toc242634830 \h </w:instrText>
             </w:r>
             <w:r>
               <w:rPr>
@@ -3057,7 +3287,7 @@
       <w:pPr>
         <w:pStyle w:val="Heading1"/>
       </w:pPr>
-      <w:bookmarkStart w:id="1" w:name="_Toc242633450"/>
+      <w:bookmarkStart w:id="1" w:name="_Toc242634794"/>
       <w:r>
         <w:t>3. INTRODUCTION</w:t>
       </w:r>
@@ -3067,7 +3297,7 @@
       <w:pPr>
         <w:pStyle w:val="Heading2"/>
       </w:pPr>
-      <w:bookmarkStart w:id="2" w:name="_Toc242633451"/>
+      <w:bookmarkStart w:id="2" w:name="_Toc242634795"/>
       <w:r>
         <w:t>3.1 Background</w:t>
       </w:r>
@@ -3103,7 +3333,7 @@
       <w:pPr>
         <w:pStyle w:val="Heading2"/>
       </w:pPr>
-      <w:bookmarkStart w:id="3" w:name="_Toc242633452"/>
+      <w:bookmarkStart w:id="3" w:name="_Toc242634796"/>
       <w:r>
         <w:t>3.2 Problem Statement</w:t>
       </w:r>
@@ -3185,7 +3415,7 @@
       <w:pPr>
         <w:pStyle w:val="Heading2"/>
       </w:pPr>
-      <w:bookmarkStart w:id="4" w:name="_Toc242633453"/>
+      <w:bookmarkStart w:id="4" w:name="_Toc242634797"/>
       <w:r>
         <w:t>3.3 Objectives</w:t>
       </w:r>
@@ -3294,7 +3524,7 @@
         <w:pStyle w:val="Heading1"/>
         <w:pageBreakBefore/>
       </w:pPr>
-      <w:bookmarkStart w:id="5" w:name="_Toc242633454"/>
+      <w:bookmarkStart w:id="5" w:name="_Toc242634798"/>
       <w:r>
         <w:t>5. SYSTEM REQUIREMENTS</w:t>
       </w:r>
@@ -3312,7 +3542,7 @@
       <w:pPr>
         <w:pStyle w:val="Heading2"/>
       </w:pPr>
-      <w:bookmarkStart w:id="6" w:name="_Toc242633455"/>
+      <w:bookmarkStart w:id="6" w:name="_Toc242634799"/>
       <w:r>
         <w:t>5.1 Hardware Requirements</w:t>
       </w:r>
@@ -4056,7 +4286,7 @@
       <w:pPr>
         <w:pStyle w:val="Heading2"/>
       </w:pPr>
-      <w:bookmarkStart w:id="7" w:name="_Toc242633456"/>
+      <w:bookmarkStart w:id="7" w:name="_Toc242634800"/>
       <w:r>
         <w:t>5.2 Software Requirements</w:t>
       </w:r>
@@ -5413,7 +5643,7 @@
         <w:pStyle w:val="Heading1"/>
         <w:pageBreakBefore/>
       </w:pPr>
-      <w:bookmarkStart w:id="8" w:name="_Toc242633457"/>
+      <w:bookmarkStart w:id="8" w:name="_Toc242634801"/>
       <w:r>
         <w:t>6. PROPOSED SYSTEM</w:t>
       </w:r>
@@ -5423,7 +5653,7 @@
       <w:pPr>
         <w:pStyle w:val="Heading2"/>
       </w:pPr>
-      <w:bookmarkStart w:id="9" w:name="_Toc242633458"/>
+      <w:bookmarkStart w:id="9" w:name="_Toc242634802"/>
       <w:r>
         <w:t>6.1 Game Description</w:t>
       </w:r>
@@ -5460,7 +5690,7 @@
       <w:pPr>
         <w:pStyle w:val="Heading2"/>
       </w:pPr>
-      <w:bookmarkStart w:id="10" w:name="_Toc242633459"/>
+      <w:bookmarkStart w:id="10" w:name="_Toc242634803"/>
       <w:r>
         <w:t>6.2 Role of CNN</w:t>
       </w:r>
@@ -6364,7 +6594,7 @@
       <w:pPr>
         <w:pStyle w:val="Heading2"/>
       </w:pPr>
-      <w:bookmarkStart w:id="11" w:name="_Toc242633460"/>
+      <w:bookmarkStart w:id="11" w:name="_Toc242634804"/>
       <w:r>
         <w:t>6.3 System Architecture</w:t>
       </w:r>
@@ -6392,7 +6622,7 @@
           <w:noProof/>
         </w:rPr>
         <w:drawing>
-          <wp:inline distT="0" distB="0" distL="0" distR="0" wp14:anchorId="37C4F3AD" wp14:editId="19C4FA35">
+          <wp:inline distT="0" distB="0" distL="0" distR="0" wp14:anchorId="580FCC61" wp14:editId="71208EBC">
             <wp:extent cx="5581650" cy="3333750"/>
             <wp:effectExtent l="0" t="0" r="0" b="0"/>
             <wp:docPr id="1" name="figure1" descr="Proposed CNN-Based Gaming Application Architecture" title="Figure 1"/>
@@ -6458,7 +6688,7 @@
         <w:pStyle w:val="Heading1"/>
         <w:pageBreakBefore/>
       </w:pPr>
-      <w:bookmarkStart w:id="12" w:name="_Toc242633461"/>
+      <w:bookmarkStart w:id="12" w:name="_Toc242634805"/>
       <w:r>
         <w:t>7. DATASET DESCRIPTION</w:t>
       </w:r>
@@ -8802,7 +9032,7 @@
           <w:noProof/>
         </w:rPr>
         <w:drawing>
-          <wp:inline distT="0" distB="0" distL="0" distR="0" wp14:anchorId="34BF8C3C" wp14:editId="3373B07D">
+          <wp:inline distT="0" distB="0" distL="0" distR="0" wp14:anchorId="0910B8E9" wp14:editId="61928ACC">
             <wp:extent cx="5124450" cy="4238625"/>
             <wp:effectExtent l="0" t="0" r="0" b="0"/>
             <wp:docPr id="2" name="figure2" descr="Sample Training Images from the Four Gesture Classes" title="Figure 2"/>
@@ -8896,7 +9126,7 @@
         <w:pStyle w:val="Heading1"/>
         <w:pageBreakBefore/>
       </w:pPr>
-      <w:bookmarkStart w:id="13" w:name="_Toc242633462"/>
+      <w:bookmarkStart w:id="13" w:name="_Toc242634806"/>
       <w:r>
         <w:t>8. DATA PREPROCESSING</w:t>
       </w:r>
@@ -9709,7 +9939,7 @@
         <w:pStyle w:val="Heading1"/>
         <w:pageBreakBefore/>
       </w:pPr>
-      <w:bookmarkStart w:id="14" w:name="_Toc242633463"/>
+      <w:bookmarkStart w:id="14" w:name="_Toc242634807"/>
       <w:r>
         <w:t>9. CNN MODEL DESIGN</w:t>
       </w:r>
@@ -9767,7 +9997,7 @@
       <w:pPr>
         <w:pStyle w:val="Heading2"/>
       </w:pPr>
-      <w:bookmarkStart w:id="15" w:name="_Toc242633464"/>
+      <w:bookmarkStart w:id="15" w:name="_Toc242634808"/>
       <w:r>
         <w:t>9.1 CNN Architecture</w:t>
       </w:r>
@@ -11908,7 +12138,7 @@
       <w:pPr>
         <w:pStyle w:val="Heading2"/>
       </w:pPr>
-      <w:bookmarkStart w:id="16" w:name="_Toc242633465"/>
+      <w:bookmarkStart w:id="16" w:name="_Toc242634809"/>
       <w:r>
         <w:t>9.2 Explanation of Layers</w:t>
       </w:r>
@@ -12118,7 +12348,7 @@
       <w:pPr>
         <w:pStyle w:val="Heading2"/>
       </w:pPr>
-      <w:bookmarkStart w:id="17" w:name="_Toc242633466"/>
+      <w:bookmarkStart w:id="17" w:name="_Toc242634810"/>
       <w:r>
         <w:t>9.3 CNN Architecture Diagram</w:t>
       </w:r>
@@ -12143,7 +12373,7 @@
           <w:noProof/>
         </w:rPr>
         <w:drawing>
-          <wp:inline distT="0" distB="0" distL="0" distR="0" wp14:anchorId="78468B51" wp14:editId="455B8F72">
+          <wp:inline distT="0" distB="0" distL="0" distR="0" wp14:anchorId="4DE3B13D" wp14:editId="3313580A">
             <wp:extent cx="5715000" cy="1943100"/>
             <wp:effectExtent l="0" t="0" r="0" b="0"/>
             <wp:docPr id="3" name="figure3" descr="MobileNetV2 Architecture Adapted for Four Gesture Classes" title="Figure 3"/>
@@ -12208,7 +12438,7 @@
       <w:pPr>
         <w:pStyle w:val="Heading1"/>
       </w:pPr>
-      <w:bookmarkStart w:id="18" w:name="_Toc242633467"/>
+      <w:bookmarkStart w:id="18" w:name="_Toc242634811"/>
       <w:r>
         <w:t>10. MODEL TRAINING</w:t>
       </w:r>
@@ -14024,7 +14254,7 @@
         <w:pStyle w:val="Heading1"/>
         <w:pageBreakBefore/>
       </w:pPr>
-      <w:bookmarkStart w:id="19" w:name="_Toc242633468"/>
+      <w:bookmarkStart w:id="19" w:name="_Toc242634812"/>
       <w:r>
         <w:t>11. MODEL PERFORMANCE EVALUATION</w:t>
       </w:r>
@@ -16827,7 +17057,7 @@
       <w:pPr>
         <w:pStyle w:val="Heading2"/>
       </w:pPr>
-      <w:bookmarkStart w:id="20" w:name="_Toc242633469"/>
+      <w:bookmarkStart w:id="20" w:name="_Toc242634813"/>
       <w:r>
         <w:t>11.1 Training Accuracy</w:t>
       </w:r>
@@ -16855,7 +17085,7 @@
       <w:pPr>
         <w:pStyle w:val="Heading2"/>
       </w:pPr>
-      <w:bookmarkStart w:id="21" w:name="_Toc242633470"/>
+      <w:bookmarkStart w:id="21" w:name="_Toc242634814"/>
       <w:r>
         <w:t>11.2 Validation Accuracy</w:t>
       </w:r>
@@ -16903,7 +17133,7 @@
       <w:pPr>
         <w:pStyle w:val="Heading2"/>
       </w:pPr>
-      <w:bookmarkStart w:id="22" w:name="_Toc242633471"/>
+      <w:bookmarkStart w:id="22" w:name="_Toc242634815"/>
       <w:r>
         <w:t>11.3 Test Accuracy</w:t>
       </w:r>
@@ -18719,7 +18949,7 @@
       <w:pPr>
         <w:pStyle w:val="Heading2"/>
       </w:pPr>
-      <w:bookmarkStart w:id="23" w:name="_Toc242633472"/>
+      <w:bookmarkStart w:id="23" w:name="_Toc242634816"/>
       <w:r>
         <w:t>11.4 Training and Validation Accuracy Graph</w:t>
       </w:r>
@@ -18747,7 +18977,7 @@
           <w:noProof/>
         </w:rPr>
         <w:drawing>
-          <wp:inline distT="0" distB="0" distL="0" distR="0" wp14:anchorId="649AED57" wp14:editId="26901626">
+          <wp:inline distT="0" distB="0" distL="0" distR="0" wp14:anchorId="08253A2C" wp14:editId="173568DA">
             <wp:extent cx="5124450" cy="3019425"/>
             <wp:effectExtent l="0" t="0" r="0" b="0"/>
             <wp:docPr id="4" name="figure4" descr="Training and Validation Accuracy per Epoch" title="Figure 4"/>
@@ -18812,7 +19042,7 @@
       <w:pPr>
         <w:pStyle w:val="Heading2"/>
       </w:pPr>
-      <w:bookmarkStart w:id="24" w:name="_Toc242633473"/>
+      <w:bookmarkStart w:id="24" w:name="_Toc242634817"/>
       <w:r>
         <w:t>11.5 Training and Validation Loss Graph</w:t>
       </w:r>
@@ -18837,7 +19067,7 @@
           <w:noProof/>
         </w:rPr>
         <w:drawing>
-          <wp:inline distT="0" distB="0" distL="0" distR="0" wp14:anchorId="00AE66BB" wp14:editId="3DA7CCE1">
+          <wp:inline distT="0" distB="0" distL="0" distR="0" wp14:anchorId="770435E1" wp14:editId="7793EBE6">
             <wp:extent cx="5124450" cy="3038475"/>
             <wp:effectExtent l="0" t="0" r="0" b="0"/>
             <wp:docPr id="5" name="figure5" descr="Training and Validation Loss per Epoch" title="Figure 5"/>
@@ -18902,7 +19132,7 @@
       <w:pPr>
         <w:pStyle w:val="Heading2"/>
       </w:pPr>
-      <w:bookmarkStart w:id="25" w:name="_Toc242633474"/>
+      <w:bookmarkStart w:id="25" w:name="_Toc242634818"/>
       <w:r>
         <w:t>11.6 Confusion Matrix</w:t>
       </w:r>
@@ -18927,7 +19157,7 @@
           <w:noProof/>
         </w:rPr>
         <w:drawing>
-          <wp:inline distT="0" distB="0" distL="0" distR="0" wp14:anchorId="696BAF60" wp14:editId="6333E0CC">
+          <wp:inline distT="0" distB="0" distL="0" distR="0" wp14:anchorId="00CDDDCE" wp14:editId="74C2D610">
             <wp:extent cx="3295650" cy="3162300"/>
             <wp:effectExtent l="0" t="0" r="0" b="0"/>
             <wp:docPr id="6" name="figure6" descr="Confusion Matrix on the 200-Image Test Set" title="Figure 6"/>
@@ -19000,7 +19230,7 @@
       <w:pPr>
         <w:pStyle w:val="Heading2"/>
       </w:pPr>
-      <w:bookmarkStart w:id="26" w:name="_Toc242633475"/>
+      <w:bookmarkStart w:id="26" w:name="_Toc242634819"/>
       <w:r>
         <w:t>11.7 Sample Predictions</w:t>
       </w:r>
@@ -19035,7 +19265,7 @@
           <w:noProof/>
         </w:rPr>
         <w:drawing>
-          <wp:inline distT="0" distB="0" distL="0" distR="0" wp14:anchorId="5843D3AA" wp14:editId="3D1C0DA1">
+          <wp:inline distT="0" distB="0" distL="0" distR="0" wp14:anchorId="719B26C9" wp14:editId="682BE5E0">
             <wp:extent cx="5486400" cy="3114675"/>
             <wp:effectExtent l="0" t="0" r="0" b="0"/>
             <wp:docPr id="7" name="figure7" descr="Sample Test Predictions (green: correct, red: misclassified; value in brackets: confidence)" title="Figure 7"/>
@@ -19101,7 +19331,7 @@
         <w:pStyle w:val="Heading1"/>
         <w:pageBreakBefore/>
       </w:pPr>
-      <w:bookmarkStart w:id="27" w:name="_Toc242633476"/>
+      <w:bookmarkStart w:id="27" w:name="_Toc242634820"/>
       <w:r>
         <w:t>12. GAME DEVELOPMENT</w:t>
       </w:r>
@@ -19111,7 +19341,7 @@
       <w:pPr>
         <w:pStyle w:val="Heading2"/>
       </w:pPr>
-      <w:bookmarkStart w:id="28" w:name="_Toc242633477"/>
+      <w:bookmarkStart w:id="28" w:name="_Toc242634821"/>
       <w:r>
         <w:t>12.1 Game Interface</w:t>
       </w:r>
@@ -19136,7 +19366,7 @@
           <w:noProof/>
         </w:rPr>
         <w:drawing>
-          <wp:inline distT="0" distB="0" distL="0" distR="0" wp14:anchorId="7843B067" wp14:editId="57D3543B">
+          <wp:inline distT="0" distB="0" distL="0" distR="0" wp14:anchorId="771EC220" wp14:editId="720A3A36">
             <wp:extent cx="4848225" cy="3590925"/>
             <wp:effectExtent l="0" t="0" r="0" b="0"/>
             <wp:docPr id="8" name="figure8" descr="Start Screen of the Application" title="Figure 8"/>
@@ -19286,7 +19516,7 @@
           <w:noProof/>
         </w:rPr>
         <w:drawing>
-          <wp:inline distT="0" distB="0" distL="0" distR="0" wp14:anchorId="61533C2A" wp14:editId="51380434">
+          <wp:inline distT="0" distB="0" distL="0" distR="0" wp14:anchorId="0D681BBD" wp14:editId="6DFCC759">
             <wp:extent cx="5124450" cy="3810000"/>
             <wp:effectExtent l="0" t="0" r="0" b="0"/>
             <wp:docPr id="9" name="figure9" descr="Gameplay with the Live Camera View and Gesture Panel" title="Figure 9"/>
@@ -19359,7 +19589,7 @@
       <w:pPr>
         <w:pStyle w:val="Heading2"/>
       </w:pPr>
-      <w:bookmarkStart w:id="29" w:name="_Toc242633478"/>
+      <w:bookmarkStart w:id="29" w:name="_Toc242634822"/>
       <w:r>
         <w:t>12.2 Game Logic</w:t>
       </w:r>
@@ -20461,7 +20691,7 @@
           <w:noProof/>
         </w:rPr>
         <w:drawing>
-          <wp:inline distT="0" distB="0" distL="0" distR="0" wp14:anchorId="6D061CC6" wp14:editId="1E8AC8A0">
+          <wp:inline distT="0" distB="0" distL="0" distR="0" wp14:anchorId="15788930" wp14:editId="4C33A09F">
             <wp:extent cx="5667375" cy="2352675"/>
             <wp:effectExtent l="0" t="0" r="0" b="0"/>
             <wp:docPr id="10" name="figure10" descr="Game State Transitions" title="Figure 10"/>
@@ -20526,7 +20756,7 @@
       <w:pPr>
         <w:pStyle w:val="Heading2"/>
       </w:pPr>
-      <w:bookmarkStart w:id="30" w:name="_Toc242633479"/>
+      <w:bookmarkStart w:id="30" w:name="_Toc242634823"/>
       <w:r>
         <w:t>12.3 CNN-Game Integration</w:t>
       </w:r>
@@ -21456,7 +21686,7 @@
       <w:pPr>
         <w:pStyle w:val="Heading1"/>
       </w:pPr>
-      <w:bookmarkStart w:id="31" w:name="_Toc242633480"/>
+      <w:bookmarkStart w:id="31" w:name="_Toc242634824"/>
       <w:r>
         <w:t>13. IMPLEMENTATION</w:t>
       </w:r>
@@ -22551,7 +22781,7 @@
       <w:pPr>
         <w:pStyle w:val="Heading1"/>
       </w:pPr>
-      <w:bookmarkStart w:id="32" w:name="_Toc242633481"/>
+      <w:bookmarkStart w:id="32" w:name="_Toc242634825"/>
       <w:r>
         <w:t>14. RESULTS AND DISCUSSION</w:t>
       </w:r>
@@ -24957,7 +25187,7 @@
         <w:pStyle w:val="Heading1"/>
         <w:pageBreakBefore/>
       </w:pPr>
-      <w:bookmarkStart w:id="33" w:name="_Toc242633482"/>
+      <w:bookmarkStart w:id="33" w:name="_Toc242634826"/>
       <w:r>
         <w:t>16. CHALLENGES FACED</w:t>
       </w:r>
@@ -25026,7 +25256,7 @@
       <w:pPr>
         <w:pStyle w:val="Heading1"/>
       </w:pPr>
-      <w:bookmarkStart w:id="34" w:name="_Toc242633483"/>
+      <w:bookmarkStart w:id="34" w:name="_Toc242634827"/>
       <w:r>
         <w:t>17. LIMITATIONS</w:t>
       </w:r>
@@ -25120,7 +25350,7 @@
       <w:pPr>
         <w:pStyle w:val="Heading1"/>
       </w:pPr>
-      <w:bookmarkStart w:id="35" w:name="_Toc242633484"/>
+      <w:bookmarkStart w:id="35" w:name="_Toc242634828"/>
       <w:r>
         <w:t>18. FUTURE ENHANCEMENTS</w:t>
       </w:r>
@@ -25222,7 +25452,7 @@
       <w:pPr>
         <w:pStyle w:val="Heading1"/>
       </w:pPr>
-      <w:bookmarkStart w:id="36" w:name="_Toc242633485"/>
+      <w:bookmarkStart w:id="36" w:name="_Toc242634829"/>
       <w:r>
         <w:t>19. CONCLUSION</w:t>
       </w:r>
@@ -25255,7 +25485,7 @@
         <w:pStyle w:val="Heading1"/>
         <w:pageBreakBefore/>
       </w:pPr>
-      <w:bookmarkStart w:id="37" w:name="_Toc242633486"/>
+      <w:bookmarkStart w:id="37" w:name="_Toc242634830"/>
       <w:r>
         <w:t>20. REFERENCES</w:t>
       </w:r>
@@ -25880,13 +26110,13 @@
 <file path=word/numbering.xml><?xml version="1.0" encoding="utf-8"?>
 <w:numbering xmlns:wpc="http://schemas.microsoft.com/office/word/2010/wordprocessingCanvas" xmlns:cx="http://schemas.microsoft.com/office/drawing/2014/chartex" xmlns:cx1="http://schemas.microsoft.com/office/drawing/2015/9/8/chartex" xmlns:cx2="http://schemas.microsoft.com/office/drawing/2015/10/21/chartex" xmlns:cx3="http://schemas.microsoft.com/office/drawing/2016/5/9/chartex" xmlns:cx4="http://schemas.microsoft.com/office/drawing/2016/5/10/chartex" xmlns:cx5="http://schemas.microsoft.com/office/drawing/2016/5/11/chartex" xmlns:cx6="http://schemas.microsoft.com/office/drawing/2016/5/12/chartex" xmlns:cx7="http://schemas.microsoft.com/office/drawing/2016/5/13/chartex" xmlns:cx8="http://schemas.microsoft.com/office/drawing/2016/5/14/chartex" xmlns:mc="http://schemas.openxmlformats.org/markup-compatibility/2006" xmlns:aink="http://schemas.microsoft.com/office/drawing/2016/ink" xmlns:am3d="http://schemas.microsoft.com/office/drawing/2017/model3d" xmlns:o="urn:schemas-microsoft-com:office:office" xmlns:oel="http://schemas.microsoft.com/office/2019/extlst" xmlns:r="http://schemas.openxmlformats.org/officeDocument/2006/relationships" xmlns:m="http://schemas.openxmlformats.org/officeDocument/2006/math" xmlns:v="urn:schemas-microsoft-com:vml" xmlns:wp14="http://schemas.microsoft.com/office/word/2010/wordprocessingDrawing" xmlns:wp="http://schemas.openxmlformats.org/drawingml/2006/wordprocessingDrawing" xmlns:w10="urn:schemas-microsoft-com:office:word" xmlns:w="http://schemas.openxmlformats.org/wordprocessingml/2006/main" xmlns:w14="http://schemas.microsoft.com/office/word/2010/wordml" xmlns:w15="http://schemas.microsoft.com/office/word/2012/wordml" xmlns:w16cex="http://schemas.microsoft.com/office/word/2018/wordml/cex" xmlns:w16cid="http://schemas.microsoft.com/office/word/2016/wordml/cid" xmlns:w16="http://schemas.microsoft.com/office/word/2018/wordml" xmlns:w16du="http://schemas.microsoft.com/office/word/2023/wordml/word16du" xmlns:w16sdtdh="http://schemas.microsoft.com/office/word/2020/wordml/sdtdatahash" xmlns:w16sdtfl="http://schemas.microsoft.com/office/word/2024/wordml/sdtformatlock" xmlns:w16se="http://schemas.microsoft.com/office/word/2015/wordml/symex" xmlns:wpg="http://schemas.microsoft.com/office/word/2010/wordprocessingGroup" xmlns:wpi="http://schemas.microsoft.com/office/word/2010/wordprocessingInk" xmlns:wne="http://schemas.microsoft.com/office/word/2006/wordml" xmlns:wps="http://schemas.microsoft.com/office/word/2010/wordprocessingShape" mc:Ignorable="w14 w15 w16se w16cid w16 w16cex w16sdtdh w16sdtfl w16du wp14">
   <w:abstractNum w:abstractNumId="0" w15:restartNumberingAfterBreak="0">
-    <w:nsid w:val="04BC3F76"/>
+    <w:nsid w:val="1BAB243C"/>
     <w:multiLevelType w:val="hybridMultilevel"/>
-    <w:tmpl w:val="C31EDA5A"/>
-    <w:lvl w:ilvl="0" w:tplc="41CED954">
+    <w:tmpl w:val="81C6282A"/>
+    <w:lvl w:ilvl="0" w:tplc="575E0518">
       <w:start w:val="1"/>
-      <w:numFmt w:val="bullet"/>
-      <w:lvlText w:val="•"/>
+      <w:numFmt w:val="decimal"/>
+      <w:lvlText w:val="%1."/>
       <w:lvlJc w:val="left"/>
       <w:pPr>
         <w:ind w:left="720" w:hanging="360"/>
@@ -25895,52 +26125,52 @@
         <w:rFonts w:ascii="Times New Roman" w:eastAsia="Times New Roman" w:hAnsi="Times New Roman" w:cs="Times New Roman"/>
       </w:rPr>
     </w:lvl>
-    <w:lvl w:ilvl="1" w:tplc="0B562CC4">
+    <w:lvl w:ilvl="1" w:tplc="D99A6C98">
       <w:numFmt w:val="decimal"/>
       <w:lvlText w:val=""/>
       <w:lvlJc w:val="left"/>
     </w:lvl>
-    <w:lvl w:ilvl="2" w:tplc="E67CA1A2">
+    <w:lvl w:ilvl="2" w:tplc="887CA1CA">
       <w:numFmt w:val="decimal"/>
       <w:lvlText w:val=""/>
       <w:lvlJc w:val="left"/>
     </w:lvl>
-    <w:lvl w:ilvl="3" w:tplc="4CD4CDE8">
+    <w:lvl w:ilvl="3" w:tplc="74403702">
       <w:numFmt w:val="decimal"/>
       <w:lvlText w:val=""/>
       <w:lvlJc w:val="left"/>
     </w:lvl>
-    <w:lvl w:ilvl="4" w:tplc="D4F65B90">
+    <w:lvl w:ilvl="4" w:tplc="AA2CDE06">
       <w:numFmt w:val="decimal"/>
       <w:lvlText w:val=""/>
       <w:lvlJc w:val="left"/>
     </w:lvl>
-    <w:lvl w:ilvl="5" w:tplc="F80EEF3A">
+    <w:lvl w:ilvl="5" w:tplc="3DCE5EEA">
       <w:numFmt w:val="decimal"/>
       <w:lvlText w:val=""/>
       <w:lvlJc w:val="left"/>
     </w:lvl>
-    <w:lvl w:ilvl="6" w:tplc="02F847BE">
+    <w:lvl w:ilvl="6" w:tplc="8C82EBB4">
       <w:numFmt w:val="decimal"/>
       <w:lvlText w:val=""/>
       <w:lvlJc w:val="left"/>
     </w:lvl>
-    <w:lvl w:ilvl="7" w:tplc="DB1AEDF2">
+    <w:lvl w:ilvl="7" w:tplc="E214AC1E">
       <w:numFmt w:val="decimal"/>
       <w:lvlText w:val=""/>
       <w:lvlJc w:val="left"/>
     </w:lvl>
-    <w:lvl w:ilvl="8" w:tplc="DEB46076">
+    <w:lvl w:ilvl="8" w:tplc="8F346558">
       <w:numFmt w:val="decimal"/>
       <w:lvlText w:val=""/>
       <w:lvlJc w:val="left"/>
     </w:lvl>
   </w:abstractNum>
   <w:abstractNum w:abstractNumId="1" w15:restartNumberingAfterBreak="0">
-    <w:nsid w:val="0E03495B"/>
+    <w:nsid w:val="27A23A18"/>
     <w:multiLevelType w:val="hybridMultilevel"/>
-    <w:tmpl w:val="FB14C838"/>
-    <w:lvl w:ilvl="0" w:tplc="89B08FF2">
+    <w:tmpl w:val="EE46B798"/>
+    <w:lvl w:ilvl="0" w:tplc="E4BC7D64">
       <w:start w:val="1"/>
       <w:numFmt w:val="decimal"/>
       <w:lvlText w:val="%1."/>
@@ -25952,55 +26182,55 @@
         <w:rFonts w:ascii="Times New Roman" w:eastAsia="Times New Roman" w:hAnsi="Times New Roman" w:cs="Times New Roman"/>
       </w:rPr>
     </w:lvl>
-    <w:lvl w:ilvl="1" w:tplc="98D83130">
+    <w:lvl w:ilvl="1" w:tplc="F2044CE4">
       <w:numFmt w:val="decimal"/>
       <w:lvlText w:val=""/>
       <w:lvlJc w:val="left"/>
     </w:lvl>
-    <w:lvl w:ilvl="2" w:tplc="6F4658D6">
+    <w:lvl w:ilvl="2" w:tplc="2A60E80C">
       <w:numFmt w:val="decimal"/>
       <w:lvlText w:val=""/>
       <w:lvlJc w:val="left"/>
     </w:lvl>
-    <w:lvl w:ilvl="3" w:tplc="77BCCCF2">
+    <w:lvl w:ilvl="3" w:tplc="A6D274D4">
       <w:numFmt w:val="decimal"/>
       <w:lvlText w:val=""/>
       <w:lvlJc w:val="left"/>
     </w:lvl>
-    <w:lvl w:ilvl="4" w:tplc="0AD4E630">
+    <w:lvl w:ilvl="4" w:tplc="670251B2">
       <w:numFmt w:val="decimal"/>
       <w:lvlText w:val=""/>
       <w:lvlJc w:val="left"/>
     </w:lvl>
-    <w:lvl w:ilvl="5" w:tplc="5FF2522A">
+    <w:lvl w:ilvl="5" w:tplc="804689B8">
       <w:numFmt w:val="decimal"/>
       <w:lvlText w:val=""/>
       <w:lvlJc w:val="left"/>
     </w:lvl>
-    <w:lvl w:ilvl="6" w:tplc="8FBEFE4C">
+    <w:lvl w:ilvl="6" w:tplc="BB8445D6">
       <w:numFmt w:val="decimal"/>
       <w:lvlText w:val=""/>
       <w:lvlJc w:val="left"/>
     </w:lvl>
-    <w:lvl w:ilvl="7" w:tplc="41B4FBB8">
+    <w:lvl w:ilvl="7" w:tplc="B980D16C">
       <w:numFmt w:val="decimal"/>
       <w:lvlText w:val=""/>
       <w:lvlJc w:val="left"/>
     </w:lvl>
-    <w:lvl w:ilvl="8" w:tplc="6C4C3D90">
+    <w:lvl w:ilvl="8" w:tplc="C2F49494">
       <w:numFmt w:val="decimal"/>
       <w:lvlText w:val=""/>
       <w:lvlJc w:val="left"/>
     </w:lvl>
   </w:abstractNum>
   <w:abstractNum w:abstractNumId="2" w15:restartNumberingAfterBreak="0">
-    <w:nsid w:val="4B8A3BE6"/>
+    <w:nsid w:val="4AA5575F"/>
     <w:multiLevelType w:val="hybridMultilevel"/>
-    <w:tmpl w:val="698EEE22"/>
-    <w:lvl w:ilvl="0" w:tplc="41443CD4">
+    <w:tmpl w:val="1A16FF4E"/>
+    <w:lvl w:ilvl="0" w:tplc="200E22B0">
       <w:start w:val="1"/>
-      <w:numFmt w:val="decimal"/>
-      <w:lvlText w:val="%1."/>
+      <w:numFmt w:val="bullet"/>
+      <w:lvlText w:val="•"/>
       <w:lvlJc w:val="left"/>
       <w:pPr>
         <w:ind w:left="720" w:hanging="360"/>
@@ -26009,52 +26239,52 @@
         <w:rFonts w:ascii="Times New Roman" w:eastAsia="Times New Roman" w:hAnsi="Times New Roman" w:cs="Times New Roman"/>
       </w:rPr>
     </w:lvl>
-    <w:lvl w:ilvl="1" w:tplc="06BA74EE">
+    <w:lvl w:ilvl="1" w:tplc="327290F8">
       <w:numFmt w:val="decimal"/>
       <w:lvlText w:val=""/>
       <w:lvlJc w:val="left"/>
     </w:lvl>
-    <w:lvl w:ilvl="2" w:tplc="30BE4310">
+    <w:lvl w:ilvl="2" w:tplc="E2D467AE">
       <w:numFmt w:val="decimal"/>
       <w:lvlText w:val=""/>
       <w:lvlJc w:val="left"/>
     </w:lvl>
-    <w:lvl w:ilvl="3" w:tplc="4D1EFB1C">
+    <w:lvl w:ilvl="3" w:tplc="FD900B64">
       <w:numFmt w:val="decimal"/>
       <w:lvlText w:val=""/>
       <w:lvlJc w:val="left"/>
     </w:lvl>
-    <w:lvl w:ilvl="4" w:tplc="F05A6BBE">
+    <w:lvl w:ilvl="4" w:tplc="6742B2AA">
       <w:numFmt w:val="decimal"/>
       <w:lvlText w:val=""/>
       <w:lvlJc w:val="left"/>
     </w:lvl>
-    <w:lvl w:ilvl="5" w:tplc="E32A5694">
+    <w:lvl w:ilvl="5" w:tplc="A502B628">
       <w:numFmt w:val="decimal"/>
       <w:lvlText w:val=""/>
       <w:lvlJc w:val="left"/>
     </w:lvl>
-    <w:lvl w:ilvl="6" w:tplc="F136239A">
+    <w:lvl w:ilvl="6" w:tplc="A1049B22">
       <w:numFmt w:val="decimal"/>
       <w:lvlText w:val=""/>
       <w:lvlJc w:val="left"/>
     </w:lvl>
-    <w:lvl w:ilvl="7" w:tplc="155E1162">
+    <w:lvl w:ilvl="7" w:tplc="E51C1154">
       <w:numFmt w:val="decimal"/>
       <w:lvlText w:val=""/>
       <w:lvlJc w:val="left"/>
     </w:lvl>
-    <w:lvl w:ilvl="8" w:tplc="3800C188">
+    <w:lvl w:ilvl="8" w:tplc="39865A52">
       <w:numFmt w:val="decimal"/>
       <w:lvlText w:val=""/>
       <w:lvlJc w:val="left"/>
     </w:lvl>
   </w:abstractNum>
   <w:abstractNum w:abstractNumId="3" w15:restartNumberingAfterBreak="0">
-    <w:nsid w:val="5FFD2FA7"/>
+    <w:nsid w:val="52776E63"/>
     <w:multiLevelType w:val="hybridMultilevel"/>
-    <w:tmpl w:val="88885F48"/>
-    <w:lvl w:ilvl="0" w:tplc="CBC28E3C" w:tentative="1">
+    <w:tmpl w:val="AD96F6D0"/>
+    <w:lvl w:ilvl="0" w:tplc="1C508E46" w:tentative="1">
       <w:start w:val="1"/>
       <w:numFmt w:val="bullet"/>
       <w:lvlText w:val="●"/>
@@ -26063,7 +26293,7 @@
         <w:ind w:left="720" w:hanging="360"/>
       </w:pPr>
     </w:lvl>
-    <w:lvl w:ilvl="1" w:tplc="014C259C" w:tentative="1">
+    <w:lvl w:ilvl="1" w:tplc="9DEE3366" w:tentative="1">
       <w:start w:val="1"/>
       <w:numFmt w:val="bullet"/>
       <w:lvlText w:val="○"/>
@@ -26072,7 +26302,7 @@
         <w:ind w:left="1440" w:hanging="360"/>
       </w:pPr>
     </w:lvl>
-    <w:lvl w:ilvl="2" w:tplc="39A4AC06" w:tentative="1">
+    <w:lvl w:ilvl="2" w:tplc="37FAE9EA" w:tentative="1">
       <w:start w:val="1"/>
       <w:numFmt w:val="bullet"/>
       <w:lvlText w:val="■"/>
@@ -26081,7 +26311,7 @@
         <w:ind w:left="2160" w:hanging="360"/>
       </w:pPr>
     </w:lvl>
-    <w:lvl w:ilvl="3" w:tplc="0A2CA4BE" w:tentative="1">
+    <w:lvl w:ilvl="3" w:tplc="78946CAC" w:tentative="1">
       <w:start w:val="1"/>
       <w:numFmt w:val="bullet"/>
       <w:lvlText w:val="●"/>
@@ -26090,7 +26320,7 @@
         <w:ind w:left="2880" w:hanging="360"/>
       </w:pPr>
     </w:lvl>
-    <w:lvl w:ilvl="4" w:tplc="BA7C9DEC" w:tentative="1">
+    <w:lvl w:ilvl="4" w:tplc="76587058" w:tentative="1">
       <w:start w:val="1"/>
       <w:numFmt w:val="bullet"/>
       <w:lvlText w:val="○"/>
@@ -26099,7 +26329,7 @@
         <w:ind w:left="3600" w:hanging="360"/>
       </w:pPr>
     </w:lvl>
-    <w:lvl w:ilvl="5" w:tplc="CEA4F726" w:tentative="1">
+    <w:lvl w:ilvl="5" w:tplc="75E09496" w:tentative="1">
       <w:start w:val="1"/>
       <w:numFmt w:val="bullet"/>
       <w:lvlText w:val="■"/>
@@ -26108,7 +26338,7 @@
         <w:ind w:left="4320" w:hanging="360"/>
       </w:pPr>
     </w:lvl>
-    <w:lvl w:ilvl="6" w:tplc="103AE036" w:tentative="1">
+    <w:lvl w:ilvl="6" w:tplc="DF9E37BC" w:tentative="1">
       <w:start w:val="1"/>
       <w:numFmt w:val="bullet"/>
       <w:lvlText w:val="●"/>
@@ -26117,7 +26347,7 @@
         <w:ind w:left="5040" w:hanging="360"/>
       </w:pPr>
     </w:lvl>
-    <w:lvl w:ilvl="7" w:tplc="2780B3A6" w:tentative="1">
+    <w:lvl w:ilvl="7" w:tplc="83CCB398" w:tentative="1">
       <w:start w:val="1"/>
       <w:numFmt w:val="bullet"/>
       <w:lvlText w:val="●"/>
@@ -26126,7 +26356,7 @@
         <w:ind w:left="5760" w:hanging="360"/>
       </w:pPr>
     </w:lvl>
-    <w:lvl w:ilvl="8" w:tplc="5F8837E2" w:tentative="1">
+    <w:lvl w:ilvl="8" w:tplc="6032B672" w:tentative="1">
       <w:start w:val="1"/>
       <w:numFmt w:val="bullet"/>
       <w:lvlText w:val="●"/>
@@ -26137,10 +26367,10 @@
     </w:lvl>
   </w:abstractNum>
   <w:abstractNum w:abstractNumId="4" w15:restartNumberingAfterBreak="0">
-    <w:nsid w:val="60CF3E2D"/>
+    <w:nsid w:val="67295D63"/>
     <w:multiLevelType w:val="hybridMultilevel"/>
-    <w:tmpl w:val="1DF46456"/>
-    <w:lvl w:ilvl="0" w:tplc="C5AE590A">
+    <w:tmpl w:val="C2782DCA"/>
+    <w:lvl w:ilvl="0" w:tplc="F67CBEA8">
       <w:start w:val="1"/>
       <w:numFmt w:val="decimal"/>
       <w:lvlText w:val="%1."/>
@@ -26152,73 +26382,73 @@
         <w:rFonts w:ascii="Times New Roman" w:eastAsia="Times New Roman" w:hAnsi="Times New Roman" w:cs="Times New Roman"/>
       </w:rPr>
     </w:lvl>
-    <w:lvl w:ilvl="1" w:tplc="6F14AD9C">
+    <w:lvl w:ilvl="1" w:tplc="C6901968">
       <w:numFmt w:val="decimal"/>
       <w:lvlText w:val=""/>
       <w:lvlJc w:val="left"/>
     </w:lvl>
-    <w:lvl w:ilvl="2" w:tplc="CD12AA16">
+    <w:lvl w:ilvl="2" w:tplc="F4481CAA">
       <w:numFmt w:val="decimal"/>
       <w:lvlText w:val=""/>
       <w:lvlJc w:val="left"/>
     </w:lvl>
-    <w:lvl w:ilvl="3" w:tplc="9280A3E0">
+    <w:lvl w:ilvl="3" w:tplc="292E0FD2">
       <w:numFmt w:val="decimal"/>
       <w:lvlText w:val=""/>
       <w:lvlJc w:val="left"/>
     </w:lvl>
-    <w:lvl w:ilvl="4" w:tplc="476209BE">
+    <w:lvl w:ilvl="4" w:tplc="4DA8B678">
       <w:numFmt w:val="decimal"/>
       <w:lvlText w:val=""/>
       <w:lvlJc w:val="left"/>
     </w:lvl>
-    <w:lvl w:ilvl="5" w:tplc="4092B514">
+    <w:lvl w:ilvl="5" w:tplc="B694F422">
       <w:numFmt w:val="decimal"/>
       <w:lvlText w:val=""/>
       <w:lvlJc w:val="left"/>
     </w:lvl>
-    <w:lvl w:ilvl="6" w:tplc="30B4FA3A">
+    <w:lvl w:ilvl="6" w:tplc="5EA074AE">
       <w:numFmt w:val="decimal"/>
       <w:lvlText w:val=""/>
       <w:lvlJc w:val="left"/>
     </w:lvl>
-    <w:lvl w:ilvl="7" w:tplc="279E2E9E">
+    <w:lvl w:ilvl="7" w:tplc="97448DB2">
       <w:numFmt w:val="decimal"/>
       <w:lvlText w:val=""/>
       <w:lvlJc w:val="left"/>
     </w:lvl>
-    <w:lvl w:ilvl="8" w:tplc="EF6CB416">
+    <w:lvl w:ilvl="8" w:tplc="76BA536A">
       <w:numFmt w:val="decimal"/>
       <w:lvlText w:val=""/>
       <w:lvlJc w:val="left"/>
     </w:lvl>
   </w:abstractNum>
-  <w:num w:numId="1" w16cid:durableId="1720395681">
+  <w:num w:numId="1" w16cid:durableId="1063717953">
     <w:abstractNumId w:val="3"/>
     <w:lvlOverride w:ilvl="0">
       <w:startOverride w:val="1"/>
     </w:lvlOverride>
   </w:num>
-  <w:num w:numId="2" w16cid:durableId="1393507399">
+  <w:num w:numId="2" w16cid:durableId="1808278640">
+    <w:abstractNumId w:val="2"/>
+    <w:lvlOverride w:ilvl="0">
+      <w:startOverride w:val="1"/>
+    </w:lvlOverride>
+  </w:num>
+  <w:num w:numId="3" w16cid:durableId="866214887">
+    <w:abstractNumId w:val="1"/>
+    <w:lvlOverride w:ilvl="0">
+      <w:startOverride w:val="1"/>
+    </w:lvlOverride>
+  </w:num>
+  <w:num w:numId="4" w16cid:durableId="1614291053">
     <w:abstractNumId w:val="0"/>
     <w:lvlOverride w:ilvl="0">
       <w:startOverride w:val="1"/>
     </w:lvlOverride>
   </w:num>
-  <w:num w:numId="3" w16cid:durableId="1182085257">
+  <w:num w:numId="5" w16cid:durableId="1145658733">
     <w:abstractNumId w:val="4"/>
-    <w:lvlOverride w:ilvl="0">
-      <w:startOverride w:val="1"/>
-    </w:lvlOverride>
-  </w:num>
-  <w:num w:numId="4" w16cid:durableId="2046559082">
-    <w:abstractNumId w:val="2"/>
-    <w:lvlOverride w:ilvl="0">
-      <w:startOverride w:val="1"/>
-    </w:lvlOverride>
-  </w:num>
-  <w:num w:numId="5" w16cid:durableId="1103501670">
-    <w:abstractNumId w:val="1"/>
     <w:lvlOverride w:ilvl="0">
       <w:startOverride w:val="1"/>
     </w:lvlOverride>
@@ -26870,7 +27100,7 @@
     <w:autoRedefine/>
     <w:uiPriority w:val="39"/>
     <w:unhideWhenUsed/>
-    <w:rsid w:val="00274B11"/>
+    <w:rsid w:val="00D6311B"/>
     <w:pPr>
       <w:spacing w:after="100"/>
     </w:pPr>
@@ -26886,7 +27116,7 @@
     <w:autoRedefine/>
     <w:uiPriority w:val="39"/>
     <w:unhideWhenUsed/>
-    <w:rsid w:val="00274B11"/>
+    <w:rsid w:val="00D6311B"/>
     <w:pPr>
       <w:spacing w:after="100"/>
       <w:ind w:left="240"/>
@@ -26902,7 +27132,7 @@
     <w:link w:val="HeaderChar"/>
     <w:uiPriority w:val="99"/>
     <w:unhideWhenUsed/>
-    <w:rsid w:val="00274B11"/>
+    <w:rsid w:val="00D6311B"/>
     <w:pPr>
       <w:tabs>
         <w:tab w:val="center" w:pos="4513"/>
@@ -26920,7 +27150,7 @@
     <w:basedOn w:val="DefaultParagraphFont"/>
     <w:link w:val="Header"/>
     <w:uiPriority w:val="99"/>
-    <w:rsid w:val="00274B11"/>
+    <w:rsid w:val="00D6311B"/>
     <w:rPr>
       <w:rFonts w:cs="Angsana New"/>
       <w:szCs w:val="30"/>
@@ -26932,7 +27162,7 @@
     <w:link w:val="FooterChar"/>
     <w:uiPriority w:val="99"/>
     <w:unhideWhenUsed/>
-    <w:rsid w:val="00274B11"/>
+    <w:rsid w:val="00D6311B"/>
     <w:pPr>
       <w:tabs>
         <w:tab w:val="center" w:pos="4513"/>
@@ -26950,7 +27180,7 @@
     <w:basedOn w:val="DefaultParagraphFont"/>
     <w:link w:val="Footer"/>
     <w:uiPriority w:val="99"/>
-    <w:rsid w:val="00274B11"/>
+    <w:rsid w:val="00D6311B"/>
     <w:rPr>
       <w:rFonts w:cs="Angsana New"/>
       <w:szCs w:val="30"/>

--- a/Project_Report.docx
+++ b/Project_Report.docx
@@ -731,11 +731,18 @@
           <w:ilvl w:val="0"/>
           <w:numId w:val="2"/>
         </w:numPr>
-        <w:spacing w:after="60"/>
+        <w:spacing w:after="160"/>
         <w:jc w:val="both"/>
       </w:pPr>
       <w:r>
-        <w:t>Prepare a balanced image dataset of four hand gestures from a documented public source.</w:t>
+        <w:rPr>
+          <w:b/>
+          <w:bCs/>
+        </w:rPr>
+        <w:t>Objective 1</w:t>
+      </w:r>
+      <w:r>
+        <w:t>: Prepare a balanced image dataset of four hand gestures from a documented public source.</w:t>
       </w:r>
     </w:p>
     <w:p>
@@ -745,11 +752,18 @@
           <w:ilvl w:val="0"/>
           <w:numId w:val="2"/>
         </w:numPr>
-        <w:spacing w:after="60"/>
+        <w:spacing w:after="160"/>
         <w:jc w:val="both"/>
       </w:pPr>
       <w:r>
-        <w:t>Build a CNN classifier for the four gestures using a pretrained MobileNetV2.</w:t>
+        <w:rPr>
+          <w:b/>
+          <w:bCs/>
+        </w:rPr>
+        <w:t>Objective 2</w:t>
+      </w:r>
+      <w:r>
+        <w:t>: Build a CNN classifier for the four gestures using a pretrained MobileNetV2.</w:t>
       </w:r>
     </w:p>
     <w:p>
@@ -759,11 +773,18 @@
           <w:ilvl w:val="0"/>
           <w:numId w:val="2"/>
         </w:numPr>
-        <w:spacing w:after="60"/>
+        <w:spacing w:after="160"/>
         <w:jc w:val="both"/>
       </w:pPr>
       <w:r>
-        <w:t>Train the model and evaluate it on held-out test images with accuracy, precision, recall, F1-score and a confusion matrix.</w:t>
+        <w:rPr>
+          <w:b/>
+          <w:bCs/>
+        </w:rPr>
+        <w:t>Objective 3</w:t>
+      </w:r>
+      <w:r>
+        <w:t>: Train the model and evaluate it on held-out test images with accuracy, precision, recall, F1-score and a confusion matrix.</w:t>
       </w:r>
     </w:p>
     <w:p>
@@ -773,11 +794,18 @@
           <w:ilvl w:val="0"/>
           <w:numId w:val="2"/>
         </w:numPr>
-        <w:spacing w:after="60"/>
+        <w:spacing w:after="160"/>
         <w:jc w:val="both"/>
       </w:pPr>
       <w:r>
-        <w:t>Develop a Pac-Man-style maze game in Pygame.</w:t>
+        <w:rPr>
+          <w:b/>
+          <w:bCs/>
+        </w:rPr>
+        <w:t>Objective 4</w:t>
+      </w:r>
+      <w:r>
+        <w:t>: Develop a Pac-Man-style maze game in Pygame.</w:t>
       </w:r>
     </w:p>
     <w:p>
@@ -787,11 +815,18 @@
           <w:ilvl w:val="0"/>
           <w:numId w:val="2"/>
         </w:numPr>
-        <w:spacing w:after="60"/>
+        <w:spacing w:after="160"/>
         <w:jc w:val="both"/>
       </w:pPr>
       <w:r>
-        <w:t>Integrate the trained CNN with the game in real time, with the keyboard kept as a backup.</w:t>
+        <w:rPr>
+          <w:b/>
+          <w:bCs/>
+        </w:rPr>
+        <w:t>Objective 5</w:t>
+      </w:r>
+      <w:r>
+        <w:t>: Integrate the trained CNN with the game in real time, with the keyboard kept as a backup.</w:t>
       </w:r>
     </w:p>
     <w:p>
@@ -3065,7 +3100,7 @@
           <w:noProof/>
         </w:rPr>
         <w:drawing>
-          <wp:inline distT="0" distB="0" distL="0" distR="0" wp14:anchorId="2E5E1F06" wp14:editId="6BD8FD52">
+          <wp:inline distT="0" distB="0" distL="0" distR="0" wp14:anchorId="5918C2B9" wp14:editId="25F31092">
             <wp:extent cx="5305425" cy="3162300"/>
             <wp:effectExtent l="0" t="0" r="0" b="0"/>
             <wp:docPr id="1" name="figure1" descr="Proposed CNN-Based Gaming Application Architecture" title="Figure 1"/>
@@ -4387,7 +4422,7 @@
           <w:noProof/>
         </w:rPr>
         <w:drawing>
-          <wp:inline distT="0" distB="0" distL="0" distR="0" wp14:anchorId="7E7B3250" wp14:editId="57462D42">
+          <wp:inline distT="0" distB="0" distL="0" distR="0" wp14:anchorId="78CF70F3" wp14:editId="492D1828">
             <wp:extent cx="4210050" cy="3486150"/>
             <wp:effectExtent l="0" t="0" r="0" b="0"/>
             <wp:docPr id="2" name="figure2" descr="Sample Training Images from the Four Gesture Classes" title="Figure 2"/>
@@ -6407,7 +6442,7 @@
           <w:noProof/>
         </w:rPr>
         <w:drawing>
-          <wp:inline distT="0" distB="0" distL="0" distR="0" wp14:anchorId="3A43231B" wp14:editId="3CA68C64">
+          <wp:inline distT="0" distB="0" distL="0" distR="0" wp14:anchorId="6204965D" wp14:editId="650953D6">
             <wp:extent cx="5715000" cy="1943100"/>
             <wp:effectExtent l="0" t="0" r="0" b="0"/>
             <wp:docPr id="3" name="figure3" descr="MobileNetV2 Architecture Adapted for Four Gesture Classes" title="Figure 3"/>
@@ -8472,7 +8507,7 @@
           <w:noProof/>
         </w:rPr>
         <w:drawing>
-          <wp:inline distT="0" distB="0" distL="0" distR="0" wp14:anchorId="5C649A0A" wp14:editId="1A7656F0">
+          <wp:inline distT="0" distB="0" distL="0" distR="0" wp14:anchorId="31E221B8" wp14:editId="4B3455AD">
             <wp:extent cx="4572000" cy="2695575"/>
             <wp:effectExtent l="0" t="0" r="0" b="0"/>
             <wp:docPr id="4" name="figure4" descr="Training and Validation Accuracy Graph (Epoch vs Accuracy)" title="Figure 4"/>
@@ -8551,7 +8586,7 @@
           <w:noProof/>
         </w:rPr>
         <w:drawing>
-          <wp:inline distT="0" distB="0" distL="0" distR="0" wp14:anchorId="48F1FED7" wp14:editId="06CA6D27">
+          <wp:inline distT="0" distB="0" distL="0" distR="0" wp14:anchorId="31C7B2C7" wp14:editId="55224978">
             <wp:extent cx="4572000" cy="2705100"/>
             <wp:effectExtent l="0" t="0" r="0" b="0"/>
             <wp:docPr id="5" name="figure5" descr="Training and Validation Loss Graph (Epoch vs Loss)" title="Figure 5"/>
@@ -8630,7 +8665,7 @@
           <w:noProof/>
         </w:rPr>
         <w:drawing>
-          <wp:inline distT="0" distB="0" distL="0" distR="0" wp14:anchorId="1ECA2BFD" wp14:editId="4D0652F0">
+          <wp:inline distT="0" distB="0" distL="0" distR="0" wp14:anchorId="1F695DE2" wp14:editId="2843600D">
             <wp:extent cx="2924175" cy="2809875"/>
             <wp:effectExtent l="0" t="0" r="0" b="0"/>
             <wp:docPr id="6" name="figure6" descr="Confusion Matrix on the Test Set" title="Figure 6"/>
@@ -8709,7 +8744,7 @@
           <w:noProof/>
         </w:rPr>
         <w:drawing>
-          <wp:inline distT="0" distB="0" distL="0" distR="0" wp14:anchorId="06A8ACB7" wp14:editId="0FF68EB2">
+          <wp:inline distT="0" distB="0" distL="0" distR="0" wp14:anchorId="3BC887FF" wp14:editId="17162119">
             <wp:extent cx="5124450" cy="2914650"/>
             <wp:effectExtent l="0" t="0" r="0" b="0"/>
             <wp:docPr id="7" name="figure7" descr="Sample Test Predictions (green: correct, red: wrong; confidence in brackets)" title="Figure 7"/>
@@ -8804,7 +8839,7 @@
           <w:noProof/>
         </w:rPr>
         <w:drawing>
-          <wp:inline distT="0" distB="0" distL="0" distR="0" wp14:anchorId="00CD0E92" wp14:editId="55B4AA97">
+          <wp:inline distT="0" distB="0" distL="0" distR="0" wp14:anchorId="47007F4B" wp14:editId="79203776">
             <wp:extent cx="4019550" cy="2981325"/>
             <wp:effectExtent l="0" t="0" r="0" b="0"/>
             <wp:docPr id="8" name="figure8" descr="Start Screen of the Game" title="Figure 8"/>
@@ -8875,7 +8910,7 @@
           <w:noProof/>
         </w:rPr>
         <w:drawing>
-          <wp:inline distT="0" distB="0" distL="0" distR="0" wp14:anchorId="0F013B80" wp14:editId="3D5457DF">
+          <wp:inline distT="0" distB="0" distL="0" distR="0" wp14:anchorId="63FC9430" wp14:editId="6BCDEC0C">
             <wp:extent cx="4572000" cy="3400425"/>
             <wp:effectExtent l="0" t="0" r="0" b="0"/>
             <wp:docPr id="9" name="figure9" descr="Gameplay with the Live Camera View and Gesture Panel" title="Figure 9"/>
@@ -11526,7 +11561,7 @@
         <w:pStyle w:val="ListParagraph"/>
         <w:numPr>
           <w:ilvl w:val="0"/>
-          <w:numId w:val="5"/>
+          <w:numId w:val="2"/>
         </w:numPr>
         <w:spacing w:after="60"/>
         <w:jc w:val="both"/>
@@ -11547,7 +11582,7 @@
         <w:pStyle w:val="ListParagraph"/>
         <w:numPr>
           <w:ilvl w:val="0"/>
-          <w:numId w:val="5"/>
+          <w:numId w:val="2"/>
         </w:numPr>
         <w:spacing w:after="60"/>
         <w:jc w:val="both"/>
@@ -11568,7 +11603,7 @@
         <w:pStyle w:val="ListParagraph"/>
         <w:numPr>
           <w:ilvl w:val="0"/>
-          <w:numId w:val="5"/>
+          <w:numId w:val="2"/>
         </w:numPr>
         <w:spacing w:after="60"/>
         <w:jc w:val="both"/>
@@ -11589,7 +11624,7 @@
         <w:pStyle w:val="ListParagraph"/>
         <w:numPr>
           <w:ilvl w:val="0"/>
-          <w:numId w:val="5"/>
+          <w:numId w:val="2"/>
         </w:numPr>
         <w:spacing w:after="60"/>
         <w:jc w:val="both"/>
@@ -11610,7 +11645,7 @@
         <w:pStyle w:val="ListParagraph"/>
         <w:numPr>
           <w:ilvl w:val="0"/>
-          <w:numId w:val="5"/>
+          <w:numId w:val="2"/>
         </w:numPr>
         <w:spacing w:after="60"/>
         <w:jc w:val="both"/>
@@ -11639,7 +11674,7 @@
         <w:pStyle w:val="ListParagraph"/>
         <w:numPr>
           <w:ilvl w:val="0"/>
-          <w:numId w:val="5"/>
+          <w:numId w:val="2"/>
         </w:numPr>
         <w:spacing w:after="60"/>
         <w:jc w:val="both"/>
@@ -11653,7 +11688,7 @@
         <w:pStyle w:val="ListParagraph"/>
         <w:numPr>
           <w:ilvl w:val="0"/>
-          <w:numId w:val="5"/>
+          <w:numId w:val="2"/>
         </w:numPr>
         <w:spacing w:after="60"/>
         <w:jc w:val="both"/>
@@ -11667,7 +11702,7 @@
         <w:pStyle w:val="ListParagraph"/>
         <w:numPr>
           <w:ilvl w:val="0"/>
-          <w:numId w:val="5"/>
+          <w:numId w:val="2"/>
         </w:numPr>
         <w:spacing w:after="60"/>
         <w:jc w:val="both"/>
@@ -11681,7 +11716,7 @@
         <w:pStyle w:val="ListParagraph"/>
         <w:numPr>
           <w:ilvl w:val="0"/>
-          <w:numId w:val="5"/>
+          <w:numId w:val="2"/>
         </w:numPr>
         <w:spacing w:after="60"/>
         <w:jc w:val="both"/>
@@ -11695,7 +11730,7 @@
         <w:pStyle w:val="ListParagraph"/>
         <w:numPr>
           <w:ilvl w:val="0"/>
-          <w:numId w:val="5"/>
+          <w:numId w:val="2"/>
         </w:numPr>
         <w:spacing w:after="60"/>
         <w:jc w:val="both"/>
@@ -11717,7 +11752,7 @@
         <w:pStyle w:val="ListParagraph"/>
         <w:numPr>
           <w:ilvl w:val="0"/>
-          <w:numId w:val="5"/>
+          <w:numId w:val="2"/>
         </w:numPr>
         <w:spacing w:after="60"/>
         <w:jc w:val="both"/>
@@ -11731,7 +11766,7 @@
         <w:pStyle w:val="ListParagraph"/>
         <w:numPr>
           <w:ilvl w:val="0"/>
-          <w:numId w:val="5"/>
+          <w:numId w:val="2"/>
         </w:numPr>
         <w:spacing w:after="60"/>
         <w:jc w:val="both"/>
@@ -11745,7 +11780,7 @@
         <w:pStyle w:val="ListParagraph"/>
         <w:numPr>
           <w:ilvl w:val="0"/>
-          <w:numId w:val="5"/>
+          <w:numId w:val="2"/>
         </w:numPr>
         <w:spacing w:after="60"/>
         <w:jc w:val="both"/>
@@ -11759,7 +11794,7 @@
         <w:pStyle w:val="ListParagraph"/>
         <w:numPr>
           <w:ilvl w:val="0"/>
-          <w:numId w:val="5"/>
+          <w:numId w:val="2"/>
         </w:numPr>
         <w:spacing w:after="60"/>
         <w:jc w:val="both"/>
@@ -11773,7 +11808,7 @@
         <w:pStyle w:val="ListParagraph"/>
         <w:numPr>
           <w:ilvl w:val="0"/>
-          <w:numId w:val="5"/>
+          <w:numId w:val="2"/>
         </w:numPr>
         <w:spacing w:after="60"/>
         <w:jc w:val="both"/>
@@ -12354,10 +12389,10 @@
 <file path=word/numbering.xml><?xml version="1.0" encoding="utf-8"?>
 <w:numbering xmlns:wpc="http://schemas.microsoft.com/office/word/2010/wordprocessingCanvas" xmlns:cx="http://schemas.microsoft.com/office/drawing/2014/chartex" xmlns:cx1="http://schemas.microsoft.com/office/drawing/2015/9/8/chartex" xmlns:cx2="http://schemas.microsoft.com/office/drawing/2015/10/21/chartex" xmlns:cx3="http://schemas.microsoft.com/office/drawing/2016/5/9/chartex" xmlns:cx4="http://schemas.microsoft.com/office/drawing/2016/5/10/chartex" xmlns:cx5="http://schemas.microsoft.com/office/drawing/2016/5/11/chartex" xmlns:cx6="http://schemas.microsoft.com/office/drawing/2016/5/12/chartex" xmlns:cx7="http://schemas.microsoft.com/office/drawing/2016/5/13/chartex" xmlns:cx8="http://schemas.microsoft.com/office/drawing/2016/5/14/chartex" xmlns:mc="http://schemas.openxmlformats.org/markup-compatibility/2006" xmlns:aink="http://schemas.microsoft.com/office/drawing/2016/ink" xmlns:am3d="http://schemas.microsoft.com/office/drawing/2017/model3d" xmlns:o="urn:schemas-microsoft-com:office:office" xmlns:oel="http://schemas.microsoft.com/office/2019/extlst" xmlns:r="http://schemas.openxmlformats.org/officeDocument/2006/relationships" xmlns:m="http://schemas.openxmlformats.org/officeDocument/2006/math" xmlns:v="urn:schemas-microsoft-com:vml" xmlns:wp14="http://schemas.microsoft.com/office/word/2010/wordprocessingDrawing" xmlns:wp="http://schemas.openxmlformats.org/drawingml/2006/wordprocessingDrawing" xmlns:w10="urn:schemas-microsoft-com:office:word" xmlns:w="http://schemas.openxmlformats.org/wordprocessingml/2006/main" xmlns:w14="http://schemas.microsoft.com/office/word/2010/wordml" xmlns:w15="http://schemas.microsoft.com/office/word/2012/wordml" xmlns:w16cex="http://schemas.microsoft.com/office/word/2018/wordml/cex" xmlns:w16cid="http://schemas.microsoft.com/office/word/2016/wordml/cid" xmlns:w16="http://schemas.microsoft.com/office/word/2018/wordml" xmlns:w16du="http://schemas.microsoft.com/office/word/2023/wordml/word16du" xmlns:w16sdtdh="http://schemas.microsoft.com/office/word/2020/wordml/sdtdatahash" xmlns:w16sdtfl="http://schemas.microsoft.com/office/word/2024/wordml/sdtformatlock" xmlns:w16se="http://schemas.microsoft.com/office/word/2015/wordml/symex" xmlns:wpg="http://schemas.microsoft.com/office/word/2010/wordprocessingGroup" xmlns:wpi="http://schemas.microsoft.com/office/word/2010/wordprocessingInk" xmlns:wne="http://schemas.microsoft.com/office/word/2006/wordml" xmlns:wps="http://schemas.microsoft.com/office/word/2010/wordprocessingShape" mc:Ignorable="w14 w15 w16se w16cid w16 w16cex w16sdtdh w16sdtfl w16du wp14">
   <w:abstractNum w:abstractNumId="0" w15:restartNumberingAfterBreak="0">
-    <w:nsid w:val="14454E50"/>
+    <w:nsid w:val="100536F4"/>
     <w:multiLevelType w:val="hybridMultilevel"/>
-    <w:tmpl w:val="0C42B6B2"/>
-    <w:lvl w:ilvl="0" w:tplc="4CB66A76" w:tentative="1">
+    <w:tmpl w:val="E102BD6A"/>
+    <w:lvl w:ilvl="0" w:tplc="0870051A" w:tentative="1">
       <w:start w:val="1"/>
       <w:numFmt w:val="decimal"/>
       <w:lvlText w:val="%1."/>
@@ -12369,55 +12404,141 @@
         <w:rFonts w:ascii="Times New Roman" w:eastAsia="Times New Roman" w:hAnsi="Times New Roman" w:cs="Times New Roman"/>
       </w:rPr>
     </w:lvl>
-    <w:lvl w:ilvl="1" w:tplc="CF78CB0E">
+    <w:lvl w:ilvl="1" w:tplc="0422C9C4">
       <w:numFmt w:val="decimal"/>
       <w:lvlText w:val=""/>
       <w:lvlJc w:val="left"/>
     </w:lvl>
-    <w:lvl w:ilvl="2" w:tplc="662ADD76">
+    <w:lvl w:ilvl="2" w:tplc="1A4C520A">
       <w:numFmt w:val="decimal"/>
       <w:lvlText w:val=""/>
       <w:lvlJc w:val="left"/>
     </w:lvl>
-    <w:lvl w:ilvl="3" w:tplc="74BE3C44">
+    <w:lvl w:ilvl="3" w:tplc="DF380190">
       <w:numFmt w:val="decimal"/>
       <w:lvlText w:val=""/>
       <w:lvlJc w:val="left"/>
     </w:lvl>
-    <w:lvl w:ilvl="4" w:tplc="68FE43FE">
+    <w:lvl w:ilvl="4" w:tplc="30B04174">
       <w:numFmt w:val="decimal"/>
       <w:lvlText w:val=""/>
       <w:lvlJc w:val="left"/>
     </w:lvl>
-    <w:lvl w:ilvl="5" w:tplc="B2B67CAC">
+    <w:lvl w:ilvl="5" w:tplc="837A54FA">
       <w:numFmt w:val="decimal"/>
       <w:lvlText w:val=""/>
       <w:lvlJc w:val="left"/>
     </w:lvl>
-    <w:lvl w:ilvl="6" w:tplc="5CF48730">
+    <w:lvl w:ilvl="6" w:tplc="6124FE0A">
       <w:numFmt w:val="decimal"/>
       <w:lvlText w:val=""/>
       <w:lvlJc w:val="left"/>
     </w:lvl>
-    <w:lvl w:ilvl="7" w:tplc="9DDC9EF6">
+    <w:lvl w:ilvl="7" w:tplc="5EEE3CE2">
       <w:numFmt w:val="decimal"/>
       <w:lvlText w:val=""/>
       <w:lvlJc w:val="left"/>
     </w:lvl>
-    <w:lvl w:ilvl="8" w:tplc="D9CAC7B8">
+    <w:lvl w:ilvl="8" w:tplc="0AB2C304">
       <w:numFmt w:val="decimal"/>
       <w:lvlText w:val=""/>
       <w:lvlJc w:val="left"/>
     </w:lvl>
   </w:abstractNum>
   <w:abstractNum w:abstractNumId="1" w15:restartNumberingAfterBreak="0">
-    <w:nsid w:val="20355655"/>
+    <w:nsid w:val="145702AB"/>
     <w:multiLevelType w:val="hybridMultilevel"/>
-    <w:tmpl w:val="8E9C5F3C"/>
-    <w:lvl w:ilvl="0" w:tplc="F21CA4E6" w:tentative="1">
+    <w:tmpl w:val="95C6476A"/>
+    <w:lvl w:ilvl="0" w:tplc="2098CBA6" w:tentative="1">
       <w:start w:val="1"/>
-      <w:numFmt w:val="decimal"/>
-      <w:lvlText w:val="%1."/>
+      <w:numFmt w:val="bullet"/>
+      <w:lvlText w:val="●"/>
+      <w:lvlJc w:val="left"/>
+      <w:pPr>
+        <w:ind w:left="720" w:hanging="360"/>
+      </w:pPr>
+    </w:lvl>
+    <w:lvl w:ilvl="1" w:tplc="27F8A64C" w:tentative="1">
+      <w:start w:val="1"/>
+      <w:numFmt w:val="bullet"/>
+      <w:lvlText w:val="○"/>
+      <w:lvlJc w:val="left"/>
+      <w:pPr>
+        <w:ind w:left="1440" w:hanging="360"/>
+      </w:pPr>
+    </w:lvl>
+    <w:lvl w:ilvl="2" w:tplc="390028F8" w:tentative="1">
+      <w:start w:val="1"/>
+      <w:numFmt w:val="bullet"/>
+      <w:lvlText w:val="■"/>
+      <w:lvlJc w:val="left"/>
+      <w:pPr>
+        <w:ind w:left="2160" w:hanging="360"/>
+      </w:pPr>
+    </w:lvl>
+    <w:lvl w:ilvl="3" w:tplc="0430E162" w:tentative="1">
+      <w:start w:val="1"/>
+      <w:numFmt w:val="bullet"/>
+      <w:lvlText w:val="●"/>
+      <w:lvlJc w:val="left"/>
+      <w:pPr>
+        <w:ind w:left="2880" w:hanging="360"/>
+      </w:pPr>
+    </w:lvl>
+    <w:lvl w:ilvl="4" w:tplc="F83E16C0" w:tentative="1">
+      <w:start w:val="1"/>
+      <w:numFmt w:val="bullet"/>
+      <w:lvlText w:val="○"/>
+      <w:lvlJc w:val="left"/>
+      <w:pPr>
+        <w:ind w:left="3600" w:hanging="360"/>
+      </w:pPr>
+    </w:lvl>
+    <w:lvl w:ilvl="5" w:tplc="256E42DA" w:tentative="1">
+      <w:start w:val="1"/>
+      <w:numFmt w:val="bullet"/>
+      <w:lvlText w:val="■"/>
+      <w:lvlJc w:val="left"/>
+      <w:pPr>
+        <w:ind w:left="4320" w:hanging="360"/>
+      </w:pPr>
+    </w:lvl>
+    <w:lvl w:ilvl="6" w:tplc="2B863ECA" w:tentative="1">
+      <w:start w:val="1"/>
+      <w:numFmt w:val="bullet"/>
+      <w:lvlText w:val="●"/>
+      <w:lvlJc w:val="left"/>
+      <w:pPr>
+        <w:ind w:left="5040" w:hanging="360"/>
+      </w:pPr>
+    </w:lvl>
+    <w:lvl w:ilvl="7" w:tplc="4AB8D402" w:tentative="1">
+      <w:start w:val="1"/>
+      <w:numFmt w:val="bullet"/>
+      <w:lvlText w:val="●"/>
+      <w:lvlJc w:val="left"/>
+      <w:pPr>
+        <w:ind w:left="5760" w:hanging="360"/>
+      </w:pPr>
+    </w:lvl>
+    <w:lvl w:ilvl="8" w:tplc="F6C0B134" w:tentative="1">
+      <w:start w:val="1"/>
+      <w:numFmt w:val="bullet"/>
+      <w:lvlText w:val="●"/>
+      <w:lvlJc w:val="left"/>
+      <w:pPr>
+        <w:ind w:left="6480" w:hanging="360"/>
+      </w:pPr>
+    </w:lvl>
+  </w:abstractNum>
+  <w:abstractNum w:abstractNumId="2" w15:restartNumberingAfterBreak="0">
+    <w:nsid w:val="3342375A"/>
+    <w:multiLevelType w:val="hybridMultilevel"/>
+    <w:tmpl w:val="90BE3D0E"/>
+    <w:lvl w:ilvl="0" w:tplc="CEF2ABC8" w:tentative="1">
+      <w:start w:val="1"/>
+      <w:numFmt w:val="bullet"/>
+      <w:lvlText w:val="•"/>
       <w:lvlJc w:val="left"/>
       <w:pPr>
         <w:ind w:left="720" w:hanging="360"/>
@@ -12426,141 +12547,55 @@
         <w:rFonts w:ascii="Times New Roman" w:eastAsia="Times New Roman" w:hAnsi="Times New Roman" w:cs="Times New Roman"/>
       </w:rPr>
     </w:lvl>
-    <w:lvl w:ilvl="1" w:tplc="9304A272">
+    <w:lvl w:ilvl="1" w:tplc="C07AC3FE">
       <w:numFmt w:val="decimal"/>
       <w:lvlText w:val=""/>
       <w:lvlJc w:val="left"/>
     </w:lvl>
-    <w:lvl w:ilvl="2" w:tplc="6C22CFCA">
+    <w:lvl w:ilvl="2" w:tplc="67A0C94C">
       <w:numFmt w:val="decimal"/>
       <w:lvlText w:val=""/>
       <w:lvlJc w:val="left"/>
     </w:lvl>
-    <w:lvl w:ilvl="3" w:tplc="3724DF74">
+    <w:lvl w:ilvl="3" w:tplc="05A8758A">
       <w:numFmt w:val="decimal"/>
       <w:lvlText w:val=""/>
       <w:lvlJc w:val="left"/>
     </w:lvl>
-    <w:lvl w:ilvl="4" w:tplc="1654D2F8">
+    <w:lvl w:ilvl="4" w:tplc="B7CA544C">
       <w:numFmt w:val="decimal"/>
       <w:lvlText w:val=""/>
       <w:lvlJc w:val="left"/>
     </w:lvl>
-    <w:lvl w:ilvl="5" w:tplc="ECDC3898">
+    <w:lvl w:ilvl="5" w:tplc="74009716">
       <w:numFmt w:val="decimal"/>
       <w:lvlText w:val=""/>
       <w:lvlJc w:val="left"/>
     </w:lvl>
-    <w:lvl w:ilvl="6" w:tplc="7FB00B84">
+    <w:lvl w:ilvl="6" w:tplc="8CDC5A1A">
       <w:numFmt w:val="decimal"/>
       <w:lvlText w:val=""/>
       <w:lvlJc w:val="left"/>
     </w:lvl>
-    <w:lvl w:ilvl="7" w:tplc="44C6BF9A">
+    <w:lvl w:ilvl="7" w:tplc="0CECF848">
       <w:numFmt w:val="decimal"/>
       <w:lvlText w:val=""/>
       <w:lvlJc w:val="left"/>
     </w:lvl>
-    <w:lvl w:ilvl="8" w:tplc="FCE0C07A">
+    <w:lvl w:ilvl="8" w:tplc="96BE80DC">
       <w:numFmt w:val="decimal"/>
       <w:lvlText w:val=""/>
       <w:lvlJc w:val="left"/>
     </w:lvl>
   </w:abstractNum>
-  <w:abstractNum w:abstractNumId="2" w15:restartNumberingAfterBreak="0">
-    <w:nsid w:val="2E8C67C5"/>
+  <w:abstractNum w:abstractNumId="3" w15:restartNumberingAfterBreak="0">
+    <w:nsid w:val="388172BF"/>
     <w:multiLevelType w:val="hybridMultilevel"/>
-    <w:tmpl w:val="AADC5BC2"/>
-    <w:lvl w:ilvl="0" w:tplc="BEEA9EA4" w:tentative="1">
+    <w:tmpl w:val="A6CC8FE8"/>
+    <w:lvl w:ilvl="0" w:tplc="23D63CE4" w:tentative="1">
       <w:start w:val="1"/>
-      <w:numFmt w:val="bullet"/>
-      <w:lvlText w:val="●"/>
-      <w:lvlJc w:val="left"/>
-      <w:pPr>
-        <w:ind w:left="720" w:hanging="360"/>
-      </w:pPr>
-    </w:lvl>
-    <w:lvl w:ilvl="1" w:tplc="75C68D24" w:tentative="1">
-      <w:start w:val="1"/>
-      <w:numFmt w:val="bullet"/>
-      <w:lvlText w:val="○"/>
-      <w:lvlJc w:val="left"/>
-      <w:pPr>
-        <w:ind w:left="1440" w:hanging="360"/>
-      </w:pPr>
-    </w:lvl>
-    <w:lvl w:ilvl="2" w:tplc="06DC644E" w:tentative="1">
-      <w:start w:val="1"/>
-      <w:numFmt w:val="bullet"/>
-      <w:lvlText w:val="■"/>
-      <w:lvlJc w:val="left"/>
-      <w:pPr>
-        <w:ind w:left="2160" w:hanging="360"/>
-      </w:pPr>
-    </w:lvl>
-    <w:lvl w:ilvl="3" w:tplc="9BDA991E" w:tentative="1">
-      <w:start w:val="1"/>
-      <w:numFmt w:val="bullet"/>
-      <w:lvlText w:val="●"/>
-      <w:lvlJc w:val="left"/>
-      <w:pPr>
-        <w:ind w:left="2880" w:hanging="360"/>
-      </w:pPr>
-    </w:lvl>
-    <w:lvl w:ilvl="4" w:tplc="926E334C" w:tentative="1">
-      <w:start w:val="1"/>
-      <w:numFmt w:val="bullet"/>
-      <w:lvlText w:val="○"/>
-      <w:lvlJc w:val="left"/>
-      <w:pPr>
-        <w:ind w:left="3600" w:hanging="360"/>
-      </w:pPr>
-    </w:lvl>
-    <w:lvl w:ilvl="5" w:tplc="75547940" w:tentative="1">
-      <w:start w:val="1"/>
-      <w:numFmt w:val="bullet"/>
-      <w:lvlText w:val="■"/>
-      <w:lvlJc w:val="left"/>
-      <w:pPr>
-        <w:ind w:left="4320" w:hanging="360"/>
-      </w:pPr>
-    </w:lvl>
-    <w:lvl w:ilvl="6" w:tplc="0F24572E" w:tentative="1">
-      <w:start w:val="1"/>
-      <w:numFmt w:val="bullet"/>
-      <w:lvlText w:val="●"/>
-      <w:lvlJc w:val="left"/>
-      <w:pPr>
-        <w:ind w:left="5040" w:hanging="360"/>
-      </w:pPr>
-    </w:lvl>
-    <w:lvl w:ilvl="7" w:tplc="DF0EC416" w:tentative="1">
-      <w:start w:val="1"/>
-      <w:numFmt w:val="bullet"/>
-      <w:lvlText w:val="●"/>
-      <w:lvlJc w:val="left"/>
-      <w:pPr>
-        <w:ind w:left="5760" w:hanging="360"/>
-      </w:pPr>
-    </w:lvl>
-    <w:lvl w:ilvl="8" w:tplc="34644EEA" w:tentative="1">
-      <w:start w:val="1"/>
-      <w:numFmt w:val="bullet"/>
-      <w:lvlText w:val="●"/>
-      <w:lvlJc w:val="left"/>
-      <w:pPr>
-        <w:ind w:left="6480" w:hanging="360"/>
-      </w:pPr>
-    </w:lvl>
-  </w:abstractNum>
-  <w:abstractNum w:abstractNumId="3" w15:restartNumberingAfterBreak="0">
-    <w:nsid w:val="51FB61C1"/>
-    <w:multiLevelType w:val="hybridMultilevel"/>
-    <w:tmpl w:val="027496E8"/>
-    <w:lvl w:ilvl="0" w:tplc="DCD44396" w:tentative="1">
-      <w:start w:val="1"/>
-      <w:numFmt w:val="bullet"/>
-      <w:lvlText w:val="•"/>
+      <w:numFmt w:val="decimal"/>
+      <w:lvlText w:val="%1."/>
       <w:lvlJc w:val="left"/>
       <w:pPr>
         <w:ind w:left="720" w:hanging="360"/>
@@ -12569,52 +12604,52 @@
         <w:rFonts w:ascii="Times New Roman" w:eastAsia="Times New Roman" w:hAnsi="Times New Roman" w:cs="Times New Roman"/>
       </w:rPr>
     </w:lvl>
-    <w:lvl w:ilvl="1" w:tplc="64161B48">
+    <w:lvl w:ilvl="1" w:tplc="7254926E">
       <w:numFmt w:val="decimal"/>
       <w:lvlText w:val=""/>
       <w:lvlJc w:val="left"/>
     </w:lvl>
-    <w:lvl w:ilvl="2" w:tplc="08A27AA2">
+    <w:lvl w:ilvl="2" w:tplc="14C063F8">
       <w:numFmt w:val="decimal"/>
       <w:lvlText w:val=""/>
       <w:lvlJc w:val="left"/>
     </w:lvl>
-    <w:lvl w:ilvl="3" w:tplc="15303080">
+    <w:lvl w:ilvl="3" w:tplc="8B188124">
       <w:numFmt w:val="decimal"/>
       <w:lvlText w:val=""/>
       <w:lvlJc w:val="left"/>
     </w:lvl>
-    <w:lvl w:ilvl="4" w:tplc="E9005300">
+    <w:lvl w:ilvl="4" w:tplc="B546E1DC">
       <w:numFmt w:val="decimal"/>
       <w:lvlText w:val=""/>
       <w:lvlJc w:val="left"/>
     </w:lvl>
-    <w:lvl w:ilvl="5" w:tplc="775444DC">
+    <w:lvl w:ilvl="5" w:tplc="70E45F68">
       <w:numFmt w:val="decimal"/>
       <w:lvlText w:val=""/>
       <w:lvlJc w:val="left"/>
     </w:lvl>
-    <w:lvl w:ilvl="6" w:tplc="0DAA9CEE">
+    <w:lvl w:ilvl="6" w:tplc="78908CC8">
       <w:numFmt w:val="decimal"/>
       <w:lvlText w:val=""/>
       <w:lvlJc w:val="left"/>
     </w:lvl>
-    <w:lvl w:ilvl="7" w:tplc="EEE0B1E2">
+    <w:lvl w:ilvl="7" w:tplc="38C4273E">
       <w:numFmt w:val="decimal"/>
       <w:lvlText w:val=""/>
       <w:lvlJc w:val="left"/>
     </w:lvl>
-    <w:lvl w:ilvl="8" w:tplc="B338F300">
+    <w:lvl w:ilvl="8" w:tplc="E8D83CCC">
       <w:numFmt w:val="decimal"/>
       <w:lvlText w:val=""/>
       <w:lvlJc w:val="left"/>
     </w:lvl>
   </w:abstractNum>
   <w:abstractNum w:abstractNumId="4" w15:restartNumberingAfterBreak="0">
-    <w:nsid w:val="7AA96F08"/>
+    <w:nsid w:val="5B627C8F"/>
     <w:multiLevelType w:val="hybridMultilevel"/>
-    <w:tmpl w:val="B9323C74"/>
-    <w:lvl w:ilvl="0" w:tplc="9D6A68D8" w:tentative="1">
+    <w:tmpl w:val="8A1CC07A"/>
+    <w:lvl w:ilvl="0" w:tplc="B72CB7A0" w:tentative="1">
       <w:start w:val="1"/>
       <w:numFmt w:val="decimal"/>
       <w:lvlText w:val="%1."/>
@@ -12626,72 +12661,66 @@
         <w:rFonts w:ascii="Times New Roman" w:eastAsia="Times New Roman" w:hAnsi="Times New Roman" w:cs="Times New Roman"/>
       </w:rPr>
     </w:lvl>
-    <w:lvl w:ilvl="1" w:tplc="9A10F5CC">
+    <w:lvl w:ilvl="1" w:tplc="0C78B93C">
       <w:numFmt w:val="decimal"/>
       <w:lvlText w:val=""/>
       <w:lvlJc w:val="left"/>
     </w:lvl>
-    <w:lvl w:ilvl="2" w:tplc="30266A20">
+    <w:lvl w:ilvl="2" w:tplc="B90A2B08">
       <w:numFmt w:val="decimal"/>
       <w:lvlText w:val=""/>
       <w:lvlJc w:val="left"/>
     </w:lvl>
-    <w:lvl w:ilvl="3" w:tplc="B2D8B414">
+    <w:lvl w:ilvl="3" w:tplc="30C8C56E">
       <w:numFmt w:val="decimal"/>
       <w:lvlText w:val=""/>
       <w:lvlJc w:val="left"/>
     </w:lvl>
-    <w:lvl w:ilvl="4" w:tplc="EF0674CA">
+    <w:lvl w:ilvl="4" w:tplc="9B26A67A">
       <w:numFmt w:val="decimal"/>
       <w:lvlText w:val=""/>
       <w:lvlJc w:val="left"/>
     </w:lvl>
-    <w:lvl w:ilvl="5" w:tplc="F960856C">
+    <w:lvl w:ilvl="5" w:tplc="498624E6">
       <w:numFmt w:val="decimal"/>
       <w:lvlText w:val=""/>
       <w:lvlJc w:val="left"/>
     </w:lvl>
-    <w:lvl w:ilvl="6" w:tplc="E62E15BA">
+    <w:lvl w:ilvl="6" w:tplc="D1C4F7C8">
       <w:numFmt w:val="decimal"/>
       <w:lvlText w:val=""/>
       <w:lvlJc w:val="left"/>
     </w:lvl>
-    <w:lvl w:ilvl="7" w:tplc="E9DE91C0">
+    <w:lvl w:ilvl="7" w:tplc="63F2B01E">
       <w:numFmt w:val="decimal"/>
       <w:lvlText w:val=""/>
       <w:lvlJc w:val="left"/>
     </w:lvl>
-    <w:lvl w:ilvl="8" w:tplc="D6F4F618">
+    <w:lvl w:ilvl="8" w:tplc="F1D4FCBE">
       <w:numFmt w:val="decimal"/>
       <w:lvlText w:val=""/>
       <w:lvlJc w:val="left"/>
     </w:lvl>
   </w:abstractNum>
-  <w:num w:numId="1" w16cid:durableId="1491363473">
+  <w:num w:numId="1" w16cid:durableId="1619725547">
+    <w:abstractNumId w:val="1"/>
+    <w:lvlOverride w:ilvl="0">
+      <w:startOverride w:val="1"/>
+    </w:lvlOverride>
+  </w:num>
+  <w:num w:numId="2" w16cid:durableId="11880821">
     <w:abstractNumId w:val="2"/>
     <w:lvlOverride w:ilvl="0">
       <w:startOverride w:val="1"/>
     </w:lvlOverride>
   </w:num>
-  <w:num w:numId="2" w16cid:durableId="1619027825">
+  <w:num w:numId="3" w16cid:durableId="1594557588">
     <w:abstractNumId w:val="0"/>
     <w:lvlOverride w:ilvl="0">
       <w:startOverride w:val="1"/>
     </w:lvlOverride>
   </w:num>
-  <w:num w:numId="3" w16cid:durableId="1486512942">
-    <w:abstractNumId w:val="4"/>
-    <w:lvlOverride w:ilvl="0">
-      <w:startOverride w:val="1"/>
-    </w:lvlOverride>
-  </w:num>
-  <w:num w:numId="4" w16cid:durableId="334069266">
-    <w:abstractNumId w:val="1"/>
-    <w:lvlOverride w:ilvl="0">
-      <w:startOverride w:val="1"/>
-    </w:lvlOverride>
-  </w:num>
-  <w:num w:numId="5" w16cid:durableId="488862526">
+  <w:num w:numId="4" w16cid:durableId="502092645">
     <w:abstractNumId w:val="3"/>
     <w:lvlOverride w:ilvl="0">
       <w:startOverride w:val="1"/>
@@ -13343,7 +13372,7 @@
     <w:link w:val="HeaderChar"/>
     <w:uiPriority w:val="99"/>
     <w:unhideWhenUsed/>
-    <w:rsid w:val="000D44FD"/>
+    <w:rsid w:val="00A97613"/>
     <w:pPr>
       <w:tabs>
         <w:tab w:val="center" w:pos="4513"/>
@@ -13361,7 +13390,7 @@
     <w:basedOn w:val="DefaultParagraphFont"/>
     <w:link w:val="Header"/>
     <w:uiPriority w:val="99"/>
-    <w:rsid w:val="000D44FD"/>
+    <w:rsid w:val="00A97613"/>
     <w:rPr>
       <w:rFonts w:cs="Angsana New"/>
       <w:szCs w:val="30"/>
@@ -13373,7 +13402,7 @@
     <w:link w:val="FooterChar"/>
     <w:uiPriority w:val="99"/>
     <w:unhideWhenUsed/>
-    <w:rsid w:val="000D44FD"/>
+    <w:rsid w:val="00A97613"/>
     <w:pPr>
       <w:tabs>
         <w:tab w:val="center" w:pos="4513"/>
@@ -13391,7 +13420,7 @@
     <w:basedOn w:val="DefaultParagraphFont"/>
     <w:link w:val="Footer"/>
     <w:uiPriority w:val="99"/>
-    <w:rsid w:val="000D44FD"/>
+    <w:rsid w:val="00A97613"/>
     <w:rPr>
       <w:rFonts w:cs="Angsana New"/>
       <w:szCs w:val="30"/>
